--- a/housing-service/src/main/resources/templates/model-tenancy-agreement-2026.docx
+++ b/housing-service/src/main/resources/templates/model-tenancy-agreement-2026.docx
@@ -1,6 +1,6 @@
 
 <file path=word/document.xml><?xml version="1.0" encoding="utf-8"?>
-<w:document xmlns:wpc="http://schemas.microsoft.com/office/word/2010/wordprocessingCanvas" xmlns:cx="http://schemas.microsoft.com/office/drawing/2014/chartex" xmlns:cx1="http://schemas.microsoft.com/office/drawing/2015/9/8/chartex" xmlns:cx2="http://schemas.microsoft.com/office/drawing/2015/10/21/chartex" xmlns:cx3="http://schemas.microsoft.com/office/drawing/2016/5/9/chartex" xmlns:cx4="http://schemas.microsoft.com/office/drawing/2016/5/10/chartex" xmlns:cx5="http://schemas.microsoft.com/office/drawing/2016/5/11/chartex" xmlns:cx6="http://schemas.microsoft.com/office/drawing/2016/5/12/chartex" xmlns:cx7="http://schemas.microsoft.com/office/drawing/2016/5/13/chartex" xmlns:cx8="http://schemas.microsoft.com/office/drawing/2016/5/14/chartex" xmlns:mc="http://schemas.openxmlformats.org/markup-compatibility/2006" xmlns:aink="http://schemas.microsoft.com/office/drawing/2016/ink" xmlns:am3d="http://schemas.microsoft.com/office/drawing/2017/model3d" xmlns:o="urn:schemas-microsoft-com:office:office" xmlns:oel="http://schemas.microsoft.com/office/2019/extlst" xmlns:r="http://schemas.openxmlformats.org/officeDocument/2006/relationships" xmlns:m="http://schemas.openxmlformats.org/officeDocument/2006/math" xmlns:v="urn:schemas-microsoft-com:vml" xmlns:wp14="http://schemas.microsoft.com/office/word/2010/wordprocessingDrawing" xmlns:wp="http://schemas.openxmlformats.org/drawingml/2006/wordprocessingDrawing" xmlns:w10="urn:schemas-microsoft-com:office:word" xmlns:w="http://schemas.openxmlformats.org/wordprocessingml/2006/main" xmlns:w14="http://schemas.microsoft.com/office/word/2010/wordml" xmlns:w15="http://schemas.microsoft.com/office/word/2012/wordml" xmlns:w16cei="http://schemas.microsoft.com/office/word/2026/wordml/cei" xmlns:w16cex="http://schemas.microsoft.com/office/word/2018/wordml/cex" xmlns:w16cid="http://schemas.microsoft.com/office/word/2016/wordml/cid" xmlns:w16="http://schemas.microsoft.com/office/word/2018/wordml" xmlns:w16du="http://schemas.microsoft.com/office/word/2023/wordml/word16du" xmlns:w16sdtdh="http://schemas.microsoft.com/office/word/2020/wordml/sdtdatahash" xmlns:w16sdtfl="http://schemas.microsoft.com/office/word/2024/wordml/sdtformatlock" xmlns:w16se="http://schemas.microsoft.com/office/word/2015/wordml/symex" xmlns:wpg="http://schemas.microsoft.com/office/word/2010/wordprocessingGroup" xmlns:wpi="http://schemas.microsoft.com/office/word/2010/wordprocessingInk" xmlns:wne="http://schemas.microsoft.com/office/word/2006/wordml" xmlns:wps="http://schemas.microsoft.com/office/word/2010/wordprocessingShape" mc:Ignorable="w14 w15 w16se w16cid w16 w16cex w16sdtdh w16sdtfl w16du wp14">
+<w:document xmlns:wpc="http://schemas.microsoft.com/office/word/2010/wordprocessingCanvas" xmlns:cx="http://schemas.microsoft.com/office/drawing/2014/chartex" xmlns:cx1="http://schemas.microsoft.com/office/drawing/2015/9/8/chartex" xmlns:cx2="http://schemas.microsoft.com/office/drawing/2015/10/21/chartex" xmlns:cx3="http://schemas.microsoft.com/office/drawing/2016/5/9/chartex" xmlns:cx4="http://schemas.microsoft.com/office/drawing/2016/5/10/chartex" xmlns:cx5="http://schemas.microsoft.com/office/drawing/2016/5/11/chartex" xmlns:cx6="http://schemas.microsoft.com/office/drawing/2016/5/12/chartex" xmlns:cx7="http://schemas.microsoft.com/office/drawing/2016/5/13/chartex" xmlns:cx8="http://schemas.microsoft.com/office/drawing/2016/5/14/chartex" xmlns:mc="http://schemas.openxmlformats.org/markup-compatibility/2006" xmlns:aink="http://schemas.microsoft.com/office/drawing/2016/ink" xmlns:am3d="http://schemas.microsoft.com/office/drawing/2017/model3d" xmlns:o="urn:schemas-microsoft-com:office:office" xmlns:oel="http://schemas.microsoft.com/office/2019/extlst" xmlns:r="http://schemas.openxmlformats.org/officeDocument/2006/relationships" xmlns:m="http://schemas.openxmlformats.org/officeDocument/2006/math" xmlns:v="urn:schemas-microsoft-com:vml" xmlns:wp14="http://schemas.microsoft.com/office/word/2010/wordprocessingDrawing" xmlns:wp="http://schemas.openxmlformats.org/drawingml/2006/wordprocessingDrawing" xmlns:w10="urn:schemas-microsoft-com:office:word" xmlns:w="http://schemas.openxmlformats.org/wordprocessingml/2006/main" xmlns:w14="http://schemas.microsoft.com/office/word/2010/wordml" xmlns:w15="http://schemas.microsoft.com/office/word/2012/wordml" xmlns:w16cex="http://schemas.microsoft.com/office/word/2018/wordml/cex" xmlns:w16cid="http://schemas.microsoft.com/office/word/2016/wordml/cid" xmlns:w16="http://schemas.microsoft.com/office/word/2018/wordml" xmlns:w16du="http://schemas.microsoft.com/office/word/2023/wordml/word16du" xmlns:w16sdtdh="http://schemas.microsoft.com/office/word/2020/wordml/sdtdatahash" xmlns:w16sdtfl="http://schemas.microsoft.com/office/word/2024/wordml/sdtformatlock" xmlns:w16se="http://schemas.microsoft.com/office/word/2015/wordml/symex" xmlns:wpg="http://schemas.microsoft.com/office/word/2010/wordprocessingGroup" xmlns:wpi="http://schemas.microsoft.com/office/word/2010/wordprocessingInk" xmlns:wne="http://schemas.microsoft.com/office/word/2006/wordml" xmlns:wps="http://schemas.microsoft.com/office/word/2010/wordprocessingShape" mc:Ignorable="w14 w15 w16se w16cid w16 w16cex w16sdtdh w16sdtfl w16du wp14">
   <w:body>
     <w:p>
       <w:pPr>
@@ -540,7 +540,17 @@
           <w:szCs w:val="24"/>
         </w:rPr>
         <w:lastRenderedPageBreak/>
-        <w:t>Before signing this agreement, please check if the landlord is on the Scottish</w:t>
+        <w:t>Before you sign this agreement</w:t>
+      </w:r>
+      <w:r>
+        <w:rPr>
+          <w:rFonts w:cs="Arial"/>
+          <w:b/>
+          <w:bCs/>
+          <w:sz w:val="24"/>
+          <w:szCs w:val="24"/>
+        </w:rPr>
+        <w:t>, please check if the landlord is on the Scottish</w:t>
       </w:r>
     </w:p>
     <w:p>
@@ -1206,19 +1216,7 @@
         <w:rPr>
           <w:sz w:val="24"/>
         </w:rPr>
-        <w:t>your notice you will need to state the day you want the tenancy to end (this is</w:t>
-      </w:r>
-      <w:r>
-        <w:rPr>
-          <w:sz w:val="24"/>
-        </w:rPr>
-        <w:t xml:space="preserve"> </w:t>
-      </w:r>
-      <w:r>
-        <w:rPr>
-          <w:sz w:val="24"/>
-        </w:rPr>
-        <w:t>normally the</w:t>
+        <w:t>your notice you will need to state the day you want the tenancy to end (this is normally the</w:t>
       </w:r>
       <w:r>
         <w:rPr>
@@ -3231,75 +3229,65 @@
           <w:szCs w:val="24"/>
         </w:rPr>
       </w:pPr>
-      <w:r>
-        <w:fldChar w:fldCharType="begin"/>
-      </w:r>
-      <w:r>
-        <w:instrText>HYPERLINK \l "_Toc190637"</w:instrText>
-      </w:r>
-      <w:r>
-        <w:fldChar w:fldCharType="separate"/>
-      </w:r>
-      <w:r>
-        <w:rPr>
-          <w:rStyle w:val="Hyperlink"/>
-          <w:rFonts w:cs="Arial"/>
-          <w:b/>
-          <w:noProof/>
-        </w:rPr>
-        <w:t>THE REPAIRING STANDARD</w:t>
-      </w:r>
-      <w:r>
-        <w:rPr>
-          <w:noProof/>
-          <w:webHidden/>
-        </w:rPr>
-        <w:tab/>
-      </w:r>
-      <w:r>
-        <w:rPr>
-          <w:noProof/>
-          <w:webHidden/>
-        </w:rPr>
-        <w:fldChar w:fldCharType="begin"/>
-      </w:r>
-      <w:r>
-        <w:rPr>
-          <w:noProof/>
-          <w:webHidden/>
-        </w:rPr>
-        <w:instrText xml:space="preserve"> PAGEREF _Toc190637 \h </w:instrText>
-      </w:r>
-      <w:r>
-        <w:rPr>
-          <w:noProof/>
-          <w:webHidden/>
-        </w:rPr>
-      </w:r>
-      <w:r>
-        <w:rPr>
-          <w:noProof/>
-          <w:webHidden/>
-        </w:rPr>
-        <w:fldChar w:fldCharType="separate"/>
-      </w:r>
-      <w:r>
-        <w:rPr>
-          <w:noProof/>
-          <w:webHidden/>
-        </w:rPr>
-        <w:t>11</w:t>
-      </w:r>
-      <w:r>
-        <w:rPr>
-          <w:noProof/>
-          <w:webHidden/>
-        </w:rPr>
-        <w:fldChar w:fldCharType="end"/>
-      </w:r>
-      <w:r>
-        <w:fldChar w:fldCharType="end"/>
-      </w:r>
+      <w:hyperlink w:anchor="_Toc190637" w:history="1">
+        <w:r>
+          <w:rPr>
+            <w:rStyle w:val="Hyperlink"/>
+            <w:rFonts w:cs="Arial"/>
+            <w:b/>
+            <w:noProof/>
+          </w:rPr>
+          <w:t>THE REPAIRING STANDARD</w:t>
+        </w:r>
+        <w:r>
+          <w:rPr>
+            <w:noProof/>
+            <w:webHidden/>
+          </w:rPr>
+          <w:tab/>
+        </w:r>
+        <w:r>
+          <w:rPr>
+            <w:noProof/>
+            <w:webHidden/>
+          </w:rPr>
+          <w:fldChar w:fldCharType="begin"/>
+        </w:r>
+        <w:r>
+          <w:rPr>
+            <w:noProof/>
+            <w:webHidden/>
+          </w:rPr>
+          <w:instrText xml:space="preserve"> PAGEREF _Toc190637 \h </w:instrText>
+        </w:r>
+        <w:r>
+          <w:rPr>
+            <w:noProof/>
+            <w:webHidden/>
+          </w:rPr>
+        </w:r>
+        <w:r>
+          <w:rPr>
+            <w:noProof/>
+            <w:webHidden/>
+          </w:rPr>
+          <w:fldChar w:fldCharType="separate"/>
+        </w:r>
+        <w:r>
+          <w:rPr>
+            <w:noProof/>
+            <w:webHidden/>
+          </w:rPr>
+          <w:t>11</w:t>
+        </w:r>
+        <w:r>
+          <w:rPr>
+            <w:noProof/>
+            <w:webHidden/>
+          </w:rPr>
+          <w:fldChar w:fldCharType="end"/>
+        </w:r>
+      </w:hyperlink>
     </w:p>
     <w:p>
       <w:pPr>
@@ -3997,21 +3985,7 @@
             <w:rStyle w:val="Hyperlink"/>
             <w:rFonts w:cs="Arial"/>
           </w:rPr>
-          <w:t>CONTENTS AND CONDIT</w:t>
-        </w:r>
-        <w:r>
-          <w:rPr>
-            <w:rStyle w:val="Hyperlink"/>
-            <w:rFonts w:cs="Arial"/>
-          </w:rPr>
-          <w:t>I</w:t>
-        </w:r>
-        <w:r>
-          <w:rPr>
-            <w:rStyle w:val="Hyperlink"/>
-            <w:rFonts w:cs="Arial"/>
-          </w:rPr>
-          <w:t>ON</w:t>
+          <w:t>CONTENTS AND CONDITION</w:t>
         </w:r>
         <w:r>
           <w:rPr>
@@ -5458,28 +5432,21 @@
           <w:sz w:val="24"/>
           <w:szCs w:val="24"/>
         </w:rPr>
-        <w:t>, and</w:t>
-      </w:r>
-    </w:p>
-    <w:p>
-      <w:pPr>
-        <w:rPr>
-          <w:sz w:val="24"/>
-        </w:rPr>
-      </w:pPr>
-      <w:r>
-        <w:rPr>
-          <w:sz w:val="24"/>
-          <w:szCs w:val="24"/>
-        </w:rPr>
-        <w:t>information about</w:t>
-      </w:r>
-      <w:r>
-        <w:rPr>
-          <w:sz w:val="24"/>
-          <w:szCs w:val="24"/>
-        </w:rPr>
-        <w:t xml:space="preserve"> the repairing standard and tenancy deposits. They are ‘mandatory clauses</w:t>
+        <w:t xml:space="preserve">, </w:t>
+      </w:r>
+    </w:p>
+    <w:p>
+      <w:pPr>
+        <w:rPr>
+          <w:sz w:val="24"/>
+        </w:rPr>
+      </w:pPr>
+      <w:r>
+        <w:rPr>
+          <w:sz w:val="24"/>
+          <w:szCs w:val="24"/>
+        </w:rPr>
+        <w:t>the repairing standard and tenancy deposits. They are ‘mandatory clauses</w:t>
       </w:r>
       <w:r>
         <w:rPr>
@@ -5549,14 +5516,14 @@
           <w:sz w:val="24"/>
           <w:szCs w:val="24"/>
         </w:rPr>
-        <w:t xml:space="preserve">, supporting secondary legislation and </w:t>
-      </w:r>
-      <w:r>
-        <w:rPr>
-          <w:sz w:val="24"/>
-          <w:szCs w:val="24"/>
-        </w:rPr>
-        <w:t xml:space="preserve">reflect </w:t>
+        <w:t>, supporting secondary legislation and</w:t>
+      </w:r>
+      <w:r>
+        <w:rPr>
+          <w:sz w:val="24"/>
+          <w:szCs w:val="24"/>
+        </w:rPr>
+        <w:t xml:space="preserve"> </w:t>
       </w:r>
       <w:r>
         <w:rPr>
@@ -5870,14 +5837,15 @@
           </w:rPr>
           <w:t>Easy Read Notes</w:t>
         </w:r>
+        <w:r>
+          <w:rPr>
+            <w:rStyle w:val="Hyperlink"/>
+            <w:sz w:val="24"/>
+            <w:szCs w:val="24"/>
+          </w:rPr>
+          <w:t xml:space="preserve"> for the Scottish Government Model Private Residential Tenancy Agreement</w:t>
+        </w:r>
       </w:hyperlink>
-      <w:r>
-        <w:rPr>
-          <w:sz w:val="24"/>
-          <w:szCs w:val="24"/>
-        </w:rPr>
-        <w:t xml:space="preserve"> for the Scottish Government Model Private Residential Tenancy Agreement</w:t>
-      </w:r>
       <w:r>
         <w:rPr>
           <w:sz w:val="24"/>
@@ -6685,12 +6653,6 @@
         </w:rPr>
         <w:t>(as amended by the Data Protection, Privacy And Electronic Communications (Amendments Etc)(Eu Exit) Regulations 2020).</w:t>
       </w:r>
-      <w:r>
-        <w:rPr>
-          <w:rFonts w:ascii="Arial" w:hAnsi="Arial" w:cs="Arial"/>
-        </w:rPr>
-        <w:t>.</w:t>
-      </w:r>
     </w:p>
     <w:p>
       <w:pPr>
@@ -7252,7 +7214,7 @@
           <w:sz w:val="24"/>
           <w:szCs w:val="24"/>
         </w:rPr>
-        <w:t xml:space="preserve"> of the Let Property</w:t>
+        <w:t>.</w:t>
       </w:r>
     </w:p>
     <w:p>
@@ -7661,7 +7623,35 @@
           <w:rFonts w:ascii="Arial" w:hAnsi="Arial" w:cs="Arial"/>
           <w:lang w:val="en-GB"/>
         </w:rPr>
-        <w:t>Rent Control Area (RCA): a defined area in which Scottish Ministers have put a cap on how much rents for properties let under private residential tenancies can be increased by every 12 months. Rent increases in a RCA are limited to one per property per year (even if a new tenancy starts during this period). The amount the rent can be increased by in a rent control area will be consumer prices index (CPI) plus 1%, up to a maximum of 6%. A rent control area can last for up to 5 years but can be renewed by the Scottish Ministers after 5 years. The Scottish Ministers have powers to exempt specified properties from the rent cap, and to specify circumstances where a rent increase above the cap is allowed, via regulations. Some types of private rented sector property are exempt from the rent cap in rent control areas, and there may also be some circumstances set out in legislation where a landlord is allowed to increase the rent by an amount higher than the rent cap.</w:t>
+        <w:t xml:space="preserve">Rent Control Area (RCA): a defined area in which Scottish Ministers have put a cap on how much rents for properties let under private residential tenancies can be increased by every 12 months. Rent increases in a RCA are limited to one per property per year (even if a new tenancy starts during this period). The amount the rent can be increased by in a rent control area will be consumer prices index (CPI) plus 1%, up to a maximum of 6%. A </w:t>
+      </w:r>
+      <w:r>
+        <w:rPr>
+          <w:rFonts w:ascii="Arial" w:hAnsi="Arial" w:cs="Arial"/>
+          <w:lang w:val="en-GB"/>
+        </w:rPr>
+        <w:t>RCA</w:t>
+      </w:r>
+      <w:r>
+        <w:rPr>
+          <w:rFonts w:ascii="Arial" w:hAnsi="Arial" w:cs="Arial"/>
+          <w:lang w:val="en-GB"/>
+        </w:rPr>
+        <w:t xml:space="preserve"> can last for up to 5 years but can be renewed by the Scottish Ministers after 5 years. The Scottish Ministers have powers to exempt specified properties from the rent cap, and to specify circumstances where a rent increase above the cap is allowed, via regulations. Some types of private rented sector property are exempt from the rent cap in </w:t>
+      </w:r>
+      <w:r>
+        <w:rPr>
+          <w:rFonts w:ascii="Arial" w:hAnsi="Arial" w:cs="Arial"/>
+          <w:lang w:val="en-GB"/>
+        </w:rPr>
+        <w:t>RCA</w:t>
+      </w:r>
+      <w:r>
+        <w:rPr>
+          <w:rFonts w:ascii="Arial" w:hAnsi="Arial" w:cs="Arial"/>
+          <w:lang w:val="en-GB"/>
+        </w:rPr>
+        <w:t>s, and there may also be some circumstances set out in legislation where a landlord is allowed to increase the rent by an amount higher than the rent cap.</w:t>
       </w:r>
     </w:p>
     <w:p>
@@ -10890,6 +10880,8 @@
       <w:pPr>
         <w:rPr>
           <w:rFonts w:cs="Arial"/>
+          <w:b/>
+          <w:i/>
           <w:sz w:val="24"/>
           <w:szCs w:val="24"/>
         </w:rPr>
@@ -10925,6 +10917,25 @@
       <w:r>
         <w:rPr>
           <w:rFonts w:cs="Arial"/>
+          <w:i/>
+          <w:iCs/>
+          <w:sz w:val="24"/>
+          <w:szCs w:val="24"/>
+        </w:rPr>
+        <w:t>(For example: Flat / Bungalow / Cottage / Terrace House / Semi-detached House / Detached House etc.)</w:t>
+      </w:r>
+    </w:p>
+    <w:p>
+      <w:pPr>
+        <w:rPr>
+          <w:rFonts w:cs="Arial"/>
+          <w:sz w:val="24"/>
+          <w:szCs w:val="24"/>
+        </w:rPr>
+      </w:pPr>
+      <w:r>
+        <w:rPr>
+          <w:rFonts w:cs="Arial"/>
           <w:sz w:val="24"/>
           <w:szCs w:val="24"/>
         </w:rPr>
@@ -10976,6 +10987,15 @@
       <w:pPr>
         <w:rPr>
           <w:rFonts w:cs="Arial"/>
+          <w:sz w:val="24"/>
+          <w:szCs w:val="24"/>
+        </w:rPr>
+      </w:pPr>
+    </w:p>
+    <w:p>
+      <w:pPr>
+        <w:rPr>
+          <w:rFonts w:cs="Arial"/>
           <w:b/>
           <w:i/>
           <w:sz w:val="24"/>
@@ -10990,6 +11010,7 @@
           <w:sz w:val="24"/>
           <w:szCs w:val="24"/>
         </w:rPr>
+        <w:lastRenderedPageBreak/>
         <w:t>Any</w:t>
       </w:r>
       <w:r>
@@ -11160,7 +11181,6 @@
           <w:sz w:val="24"/>
           <w:szCs w:val="24"/>
         </w:rPr>
-        <w:lastRenderedPageBreak/>
         <w:t>Any shared areas</w:t>
       </w:r>
       <w:r>
@@ -13218,6 +13238,7 @@
           <w:sz w:val="24"/>
           <w:szCs w:val="24"/>
         </w:rPr>
+        <w:lastRenderedPageBreak/>
         <w:fldChar w:fldCharType="begin"/>
       </w:r>
       <w:r>
@@ -13355,7 +13376,6 @@
           <w:sz w:val="24"/>
           <w:szCs w:val="24"/>
         </w:rPr>
-        <w:lastRenderedPageBreak/>
         <w:t xml:space="preserve">Thereafter </w:t>
       </w:r>
       <w:r>
@@ -13902,7 +13922,34 @@
           <w:sz w:val="24"/>
           <w:szCs w:val="24"/>
         </w:rPr>
-        <w:t xml:space="preserve">in the rent amount noted above: </w:t>
+        <w:t>in the rent amount noted above</w:t>
+      </w:r>
+      <w:r>
+        <w:rPr>
+          <w:rFonts w:cs="Arial"/>
+          <w:b/>
+          <w:sz w:val="24"/>
+          <w:szCs w:val="24"/>
+        </w:rPr>
+        <w:t xml:space="preserve"> </w:t>
+      </w:r>
+      <w:r>
+        <w:rPr>
+          <w:rFonts w:cs="Arial"/>
+          <w:b/>
+          <w:sz w:val="24"/>
+          <w:szCs w:val="24"/>
+        </w:rPr>
+        <w:t>(list the services together with the prices)</w:t>
+      </w:r>
+      <w:r>
+        <w:rPr>
+          <w:rFonts w:cs="Arial"/>
+          <w:b/>
+          <w:sz w:val="24"/>
+          <w:szCs w:val="24"/>
+        </w:rPr>
+        <w:t xml:space="preserve">: </w:t>
       </w:r>
     </w:p>
     <w:p>
@@ -14677,7 +14724,6 @@
           <w:szCs w:val="24"/>
           <w:lang w:eastAsia="en-GB"/>
         </w:rPr>
-        <w:lastRenderedPageBreak/>
         <w:t>The Landlord must lodge any deposit they receive with a tenancy deposit scheme within 30 working</w:t>
       </w:r>
       <w:r>
@@ -15162,13 +15208,25 @@
     </w:p>
     <w:p>
       <w:pPr>
-        <w:rPr>
-          <w:rFonts w:cs="Arial"/>
-          <w:b/>
-          <w:sz w:val="24"/>
-          <w:szCs w:val="24"/>
-        </w:rPr>
-      </w:pPr>
+        <w:tabs>
+          <w:tab w:val="left" w:pos="3735"/>
+        </w:tabs>
+        <w:rPr>
+          <w:rFonts w:cs="Arial"/>
+          <w:b/>
+          <w:sz w:val="24"/>
+          <w:szCs w:val="24"/>
+        </w:rPr>
+      </w:pPr>
+      <w:r>
+        <w:rPr>
+          <w:rFonts w:cs="Arial"/>
+          <w:b/>
+          <w:sz w:val="24"/>
+          <w:szCs w:val="24"/>
+        </w:rPr>
+        <w:tab/>
+      </w:r>
     </w:p>
     <w:p>
       <w:pPr>
@@ -16091,6 +16149,7 @@
           <w:szCs w:val="24"/>
           <w:lang w:eastAsia="en-GB"/>
         </w:rPr>
+        <w:lastRenderedPageBreak/>
         <w:t>Unless the Tenant has received prior written permission from the Landlord, the Tenant must not:</w:t>
       </w:r>
     </w:p>
@@ -16152,7 +16211,6 @@
           <w:szCs w:val="24"/>
           <w:lang w:eastAsia="en-GB"/>
         </w:rPr>
-        <w:lastRenderedPageBreak/>
         <w:t>take in a lodger,</w:t>
       </w:r>
     </w:p>
@@ -17403,17 +17461,7 @@
           <w:sz w:val="24"/>
           <w:szCs w:val="24"/>
         </w:rPr>
-        <w:t xml:space="preserve">require to secure the Let </w:t>
-      </w:r>
-      <w:r>
-        <w:rPr>
-          <w:rFonts w:cs="Arial"/>
-          <w:b/>
-          <w:sz w:val="24"/>
-          <w:szCs w:val="24"/>
-        </w:rPr>
-        <w:lastRenderedPageBreak/>
-        <w:t>Property prior to such absence and take appropriate reasonable measures to</w:t>
+        <w:t>require to secure the Let Property prior to such absence and take appropriate reasonable measures to</w:t>
       </w:r>
       <w:r>
         <w:rPr>
@@ -18236,6 +18284,7 @@
           <w:szCs w:val="24"/>
           <w:lang w:eastAsia="en-GB"/>
         </w:rPr>
+        <w:lastRenderedPageBreak/>
         <w:t xml:space="preserve">The house meets the Tolerable Standard, </w:t>
       </w:r>
       <w:r>
@@ -18317,7 +18366,6 @@
           <w:szCs w:val="24"/>
           <w:lang w:eastAsia="en-GB"/>
         </w:rPr>
-        <w:lastRenderedPageBreak/>
         <w:t xml:space="preserve">The </w:t>
       </w:r>
       <w:r>
@@ -19169,7 +19217,7 @@
           <w:rFonts w:cs="Arial"/>
           <w:b/>
         </w:rPr>
-        <w:t xml:space="preserve">If during the tenancy, the property suffers from substantial damp or mould, the Landlord must ensure the issue is investigated within 10 working days of being notified. The landlord must provide a written summary of the findings within 3 working days of the investigation concluding and commence any required repairs within 5 working days of the investigation concluding.  If, for reasons beyond the Landlord’s control, they cannot comply with the </w:t>
+        <w:t xml:space="preserve">If during the tenancy, the property suffers from substantial damp or mould, the Landlord must ensure the issue is investigated within 10 working days of being notified. The landlord must provide a written summary of the findings </w:t>
       </w:r>
       <w:r>
         <w:rPr>
@@ -19177,7 +19225,7 @@
           <w:b/>
         </w:rPr>
         <w:lastRenderedPageBreak/>
-        <w:t>timescales for investigation and commencement of the repair, they must inform the tenant of the new timescales for completion of the investigation and commencement of the repair. Further detail is available on the Scottish Government website.</w:t>
+        <w:t>within 3 working days of the investigation concluding and commence any required repairs within 5 working days of the investigation concluding.  If, for reasons beyond the Landlord’s control, they cannot comply with the timescales for investigation and commencement of the repair, they must inform the tenant of the new timescales for completion of the investigation and commencement of the repair. Further detail is available on the Scottish Government website.</w:t>
       </w:r>
     </w:p>
     <w:p/>
@@ -19382,25 +19430,7 @@
           <w:sz w:val="24"/>
           <w:szCs w:val="24"/>
         </w:rPr>
-        <w:t>where they know or have reason to suspect that it is dangerous</w:t>
-      </w:r>
-      <w:r>
-        <w:rPr>
-          <w:rFonts w:cs="Arial"/>
-          <w:b/>
-          <w:sz w:val="24"/>
-          <w:szCs w:val="24"/>
-        </w:rPr>
-        <w:t xml:space="preserve"> </w:t>
-      </w:r>
-      <w:r>
-        <w:rPr>
-          <w:rFonts w:cs="Arial"/>
-          <w:b/>
-          <w:sz w:val="24"/>
-          <w:szCs w:val="24"/>
-        </w:rPr>
-        <w:t>(regulation 34 of the 1998 Regulations).</w:t>
+        <w:t>where they know or have reason to suspect that it is dangerous (regulation 34 of the 1998 Regulations).</w:t>
       </w:r>
     </w:p>
     <w:p>
@@ -19902,6 +19932,7 @@
           <w:sz w:val="24"/>
           <w:szCs w:val="24"/>
         </w:rPr>
+        <w:lastRenderedPageBreak/>
         <w:t>The Landlord will keep in repair and in proper working order the installations</w:t>
       </w:r>
       <w:r>
@@ -19920,17 +19951,7 @@
           <w:sz w:val="24"/>
           <w:szCs w:val="24"/>
         </w:rPr>
-        <w:t xml:space="preserve">in the Let Property for the supply of water, gas, electricity, sanitation, space </w:t>
-      </w:r>
-      <w:r>
-        <w:rPr>
-          <w:b/>
-          <w:bCs/>
-          <w:sz w:val="24"/>
-          <w:szCs w:val="24"/>
-        </w:rPr>
-        <w:lastRenderedPageBreak/>
-        <w:t>heating and water</w:t>
+        <w:t>in the Let Property for the supply of water, gas, electricity, sanitation, space heating and water</w:t>
       </w:r>
       <w:r>
         <w:rPr>
@@ -20692,18 +20713,8 @@
           <w:szCs w:val="24"/>
           <w:lang w:eastAsia="en-GB"/>
         </w:rPr>
-        <w:t xml:space="preserve">The Tenant undertakes to notify the Landlord as soon as is reasonably practicable of the need for any repair. The Landlord is responsible for ensuring </w:t>
-      </w:r>
-      <w:r>
-        <w:rPr>
-          <w:rFonts w:cs="Arial"/>
-          <w:b/>
-          <w:sz w:val="24"/>
-          <w:szCs w:val="24"/>
-          <w:lang w:eastAsia="en-GB"/>
-        </w:rPr>
         <w:lastRenderedPageBreak/>
-        <w:t>investigation of</w:t>
+        <w:t>The Tenant undertakes to notify the Landlord as soon as is reasonably practicable of the need for any repair. The Landlord is responsible for ensuring investigation of</w:t>
       </w:r>
       <w:r>
         <w:rPr>
@@ -21486,7 +21497,6 @@
           <w:szCs w:val="24"/>
           <w:lang w:eastAsia="en-GB"/>
         </w:rPr>
-        <w:lastRenderedPageBreak/>
         <w:t>There is nothing to stop the Tenant and Landlord from mutually agreeing more</w:t>
       </w:r>
       <w:r>
@@ -22332,6 +22342,7 @@
           <w:sz w:val="24"/>
           <w:szCs w:val="24"/>
         </w:rPr>
+        <w:lastRenderedPageBreak/>
         <w:t xml:space="preserve">use the Let Property or allow it to be used, for illegal </w:t>
       </w:r>
       <w:r>
@@ -22373,7 +22384,6 @@
           <w:sz w:val="24"/>
           <w:szCs w:val="24"/>
         </w:rPr>
-        <w:lastRenderedPageBreak/>
         <w:t>threaten or assault any other Tenant, member of his/her household, visitors,</w:t>
       </w:r>
       <w:r>
@@ -23186,7 +23196,6 @@
           <w:sz w:val="24"/>
           <w:szCs w:val="24"/>
         </w:rPr>
-        <w:lastRenderedPageBreak/>
         <w:t xml:space="preserve">By the Landlord giving the Tenant a Notice to Leave </w:t>
       </w:r>
       <w:r>
@@ -25283,6 +25292,7 @@
           <w:b/>
           <w:szCs w:val="24"/>
         </w:rPr>
+        <w:lastRenderedPageBreak/>
         <w:t xml:space="preserve">The </w:t>
       </w:r>
       <w:r>
@@ -25339,7 +25349,6 @@
           <w:b/>
           <w:szCs w:val="24"/>
         </w:rPr>
-        <w:lastRenderedPageBreak/>
         <w:t xml:space="preserve">The </w:t>
       </w:r>
       <w:r>
@@ -26060,6 +26069,7 @@
           <w:sz w:val="24"/>
           <w:szCs w:val="24"/>
         </w:rPr>
+        <w:lastRenderedPageBreak/>
         <w:t>The Tenant agrees to remove all of his or her belongings when the Tenancy</w:t>
       </w:r>
       <w:r>
@@ -28431,6 +28441,7 @@
           <w:sz w:val="24"/>
           <w:szCs w:val="24"/>
         </w:rPr>
+        <w:lastRenderedPageBreak/>
         <w:t>has not knowingly or carelessly made any false or misleading statements</w:t>
       </w:r>
       <w:r>
@@ -59403,7 +59414,7 @@
 </file>
 
 <file path=word/comments.xml><?xml version="1.0" encoding="utf-8"?>
-<w:comments xmlns:wpc="http://schemas.microsoft.com/office/word/2010/wordprocessingCanvas" xmlns:cx="http://schemas.microsoft.com/office/drawing/2014/chartex" xmlns:cx1="http://schemas.microsoft.com/office/drawing/2015/9/8/chartex" xmlns:cx2="http://schemas.microsoft.com/office/drawing/2015/10/21/chartex" xmlns:cx3="http://schemas.microsoft.com/office/drawing/2016/5/9/chartex" xmlns:cx4="http://schemas.microsoft.com/office/drawing/2016/5/10/chartex" xmlns:cx5="http://schemas.microsoft.com/office/drawing/2016/5/11/chartex" xmlns:cx6="http://schemas.microsoft.com/office/drawing/2016/5/12/chartex" xmlns:cx7="http://schemas.microsoft.com/office/drawing/2016/5/13/chartex" xmlns:cx8="http://schemas.microsoft.com/office/drawing/2016/5/14/chartex" xmlns:mc="http://schemas.openxmlformats.org/markup-compatibility/2006" xmlns:aink="http://schemas.microsoft.com/office/drawing/2016/ink" xmlns:am3d="http://schemas.microsoft.com/office/drawing/2017/model3d" xmlns:o="urn:schemas-microsoft-com:office:office" xmlns:oel="http://schemas.microsoft.com/office/2019/extlst" xmlns:r="http://schemas.openxmlformats.org/officeDocument/2006/relationships" xmlns:m="http://schemas.openxmlformats.org/officeDocument/2006/math" xmlns:v="urn:schemas-microsoft-com:vml" xmlns:wp14="http://schemas.microsoft.com/office/word/2010/wordprocessingDrawing" xmlns:wp="http://schemas.openxmlformats.org/drawingml/2006/wordprocessingDrawing" xmlns:w10="urn:schemas-microsoft-com:office:word" xmlns:w="http://schemas.openxmlformats.org/wordprocessingml/2006/main" xmlns:w14="http://schemas.microsoft.com/office/word/2010/wordml" xmlns:w15="http://schemas.microsoft.com/office/word/2012/wordml" xmlns:w16cei="http://schemas.microsoft.com/office/word/2026/wordml/cei" xmlns:w16cex="http://schemas.microsoft.com/office/word/2018/wordml/cex" xmlns:w16cid="http://schemas.microsoft.com/office/word/2016/wordml/cid" xmlns:w16="http://schemas.microsoft.com/office/word/2018/wordml" xmlns:w16du="http://schemas.microsoft.com/office/word/2023/wordml/word16du" xmlns:w16sdtdh="http://schemas.microsoft.com/office/word/2020/wordml/sdtdatahash" xmlns:w16sdtfl="http://schemas.microsoft.com/office/word/2024/wordml/sdtformatlock" xmlns:w16se="http://schemas.microsoft.com/office/word/2015/wordml/symex" xmlns:wpg="http://schemas.microsoft.com/office/word/2010/wordprocessingGroup" xmlns:wpi="http://schemas.microsoft.com/office/word/2010/wordprocessingInk" xmlns:wne="http://schemas.microsoft.com/office/word/2006/wordml" xmlns:wps="http://schemas.microsoft.com/office/word/2010/wordprocessingShape" mc:Ignorable="w14 w15 w16se w16cid w16 w16cex w16sdtdh w16sdtfl w16du wp14">
+<w:comments xmlns:wpc="http://schemas.microsoft.com/office/word/2010/wordprocessingCanvas" xmlns:cx="http://schemas.microsoft.com/office/drawing/2014/chartex" xmlns:cx1="http://schemas.microsoft.com/office/drawing/2015/9/8/chartex" xmlns:cx2="http://schemas.microsoft.com/office/drawing/2015/10/21/chartex" xmlns:cx3="http://schemas.microsoft.com/office/drawing/2016/5/9/chartex" xmlns:cx4="http://schemas.microsoft.com/office/drawing/2016/5/10/chartex" xmlns:cx5="http://schemas.microsoft.com/office/drawing/2016/5/11/chartex" xmlns:cx6="http://schemas.microsoft.com/office/drawing/2016/5/12/chartex" xmlns:cx7="http://schemas.microsoft.com/office/drawing/2016/5/13/chartex" xmlns:cx8="http://schemas.microsoft.com/office/drawing/2016/5/14/chartex" xmlns:mc="http://schemas.openxmlformats.org/markup-compatibility/2006" xmlns:aink="http://schemas.microsoft.com/office/drawing/2016/ink" xmlns:am3d="http://schemas.microsoft.com/office/drawing/2017/model3d" xmlns:o="urn:schemas-microsoft-com:office:office" xmlns:oel="http://schemas.microsoft.com/office/2019/extlst" xmlns:r="http://schemas.openxmlformats.org/officeDocument/2006/relationships" xmlns:m="http://schemas.openxmlformats.org/officeDocument/2006/math" xmlns:v="urn:schemas-microsoft-com:vml" xmlns:wp14="http://schemas.microsoft.com/office/word/2010/wordprocessingDrawing" xmlns:wp="http://schemas.openxmlformats.org/drawingml/2006/wordprocessingDrawing" xmlns:w10="urn:schemas-microsoft-com:office:word" xmlns:w="http://schemas.openxmlformats.org/wordprocessingml/2006/main" xmlns:w14="http://schemas.microsoft.com/office/word/2010/wordml" xmlns:w15="http://schemas.microsoft.com/office/word/2012/wordml" xmlns:w16cex="http://schemas.microsoft.com/office/word/2018/wordml/cex" xmlns:w16cid="http://schemas.microsoft.com/office/word/2016/wordml/cid" xmlns:w16="http://schemas.microsoft.com/office/word/2018/wordml" xmlns:w16du="http://schemas.microsoft.com/office/word/2023/wordml/word16du" xmlns:w16sdtdh="http://schemas.microsoft.com/office/word/2020/wordml/sdtdatahash" xmlns:w16sdtfl="http://schemas.microsoft.com/office/word/2024/wordml/sdtformatlock" xmlns:w16se="http://schemas.microsoft.com/office/word/2015/wordml/symex" xmlns:wpg="http://schemas.microsoft.com/office/word/2010/wordprocessingGroup" xmlns:wpi="http://schemas.microsoft.com/office/word/2010/wordprocessingInk" xmlns:wne="http://schemas.microsoft.com/office/word/2006/wordml" xmlns:wps="http://schemas.microsoft.com/office/word/2010/wordprocessingShape" mc:Ignorable="w14 w15 w16se w16cid w16 w16cex w16sdtdh w16sdtfl w16du wp14">
   <w:comment w:id="1" w:author="Author" w:initials="A">
     <w:p>
       <w:pPr>
@@ -59440,21 +59451,21 @@
 </file>
 
 <file path=word/commentsExtended.xml><?xml version="1.0" encoding="utf-8"?>
-<w15:commentsEx xmlns:wpc="http://schemas.microsoft.com/office/word/2010/wordprocessingCanvas" xmlns:cx="http://schemas.microsoft.com/office/drawing/2014/chartex" xmlns:cx1="http://schemas.microsoft.com/office/drawing/2015/9/8/chartex" xmlns:cx2="http://schemas.microsoft.com/office/drawing/2015/10/21/chartex" xmlns:cx3="http://schemas.microsoft.com/office/drawing/2016/5/9/chartex" xmlns:cx4="http://schemas.microsoft.com/office/drawing/2016/5/10/chartex" xmlns:cx5="http://schemas.microsoft.com/office/drawing/2016/5/11/chartex" xmlns:cx6="http://schemas.microsoft.com/office/drawing/2016/5/12/chartex" xmlns:cx7="http://schemas.microsoft.com/office/drawing/2016/5/13/chartex" xmlns:cx8="http://schemas.microsoft.com/office/drawing/2016/5/14/chartex" xmlns:mc="http://schemas.openxmlformats.org/markup-compatibility/2006" xmlns:aink="http://schemas.microsoft.com/office/drawing/2016/ink" xmlns:am3d="http://schemas.microsoft.com/office/drawing/2017/model3d" xmlns:o="urn:schemas-microsoft-com:office:office" xmlns:oel="http://schemas.microsoft.com/office/2019/extlst" xmlns:r="http://schemas.openxmlformats.org/officeDocument/2006/relationships" xmlns:m="http://schemas.openxmlformats.org/officeDocument/2006/math" xmlns:v="urn:schemas-microsoft-com:vml" xmlns:wp14="http://schemas.microsoft.com/office/word/2010/wordprocessingDrawing" xmlns:wp="http://schemas.openxmlformats.org/drawingml/2006/wordprocessingDrawing" xmlns:w10="urn:schemas-microsoft-com:office:word" xmlns:w="http://schemas.openxmlformats.org/wordprocessingml/2006/main" xmlns:w14="http://schemas.microsoft.com/office/word/2010/wordml" xmlns:w15="http://schemas.microsoft.com/office/word/2012/wordml" xmlns:w16cei="http://schemas.microsoft.com/office/word/2026/wordml/cei" xmlns:w16cex="http://schemas.microsoft.com/office/word/2018/wordml/cex" xmlns:w16cid="http://schemas.microsoft.com/office/word/2016/wordml/cid" xmlns:w16="http://schemas.microsoft.com/office/word/2018/wordml" xmlns:w16du="http://schemas.microsoft.com/office/word/2023/wordml/word16du" xmlns:w16sdtdh="http://schemas.microsoft.com/office/word/2020/wordml/sdtdatahash" xmlns:w16sdtfl="http://schemas.microsoft.com/office/word/2024/wordml/sdtformatlock" xmlns:w16se="http://schemas.microsoft.com/office/word/2015/wordml/symex" xmlns:wpg="http://schemas.microsoft.com/office/word/2010/wordprocessingGroup" xmlns:wpi="http://schemas.microsoft.com/office/word/2010/wordprocessingInk" xmlns:wne="http://schemas.microsoft.com/office/word/2006/wordml" xmlns:wps="http://schemas.microsoft.com/office/word/2010/wordprocessingShape" mc:Ignorable="w14 w15 w16se w16cid w16 w16cex w16sdtdh w16sdtfl w16du wp14">
+<w15:commentsEx xmlns:wpc="http://schemas.microsoft.com/office/word/2010/wordprocessingCanvas" xmlns:cx="http://schemas.microsoft.com/office/drawing/2014/chartex" xmlns:cx1="http://schemas.microsoft.com/office/drawing/2015/9/8/chartex" xmlns:cx2="http://schemas.microsoft.com/office/drawing/2015/10/21/chartex" xmlns:cx3="http://schemas.microsoft.com/office/drawing/2016/5/9/chartex" xmlns:cx4="http://schemas.microsoft.com/office/drawing/2016/5/10/chartex" xmlns:cx5="http://schemas.microsoft.com/office/drawing/2016/5/11/chartex" xmlns:cx6="http://schemas.microsoft.com/office/drawing/2016/5/12/chartex" xmlns:cx7="http://schemas.microsoft.com/office/drawing/2016/5/13/chartex" xmlns:cx8="http://schemas.microsoft.com/office/drawing/2016/5/14/chartex" xmlns:mc="http://schemas.openxmlformats.org/markup-compatibility/2006" xmlns:aink="http://schemas.microsoft.com/office/drawing/2016/ink" xmlns:am3d="http://schemas.microsoft.com/office/drawing/2017/model3d" xmlns:o="urn:schemas-microsoft-com:office:office" xmlns:oel="http://schemas.microsoft.com/office/2019/extlst" xmlns:r="http://schemas.openxmlformats.org/officeDocument/2006/relationships" xmlns:m="http://schemas.openxmlformats.org/officeDocument/2006/math" xmlns:v="urn:schemas-microsoft-com:vml" xmlns:wp14="http://schemas.microsoft.com/office/word/2010/wordprocessingDrawing" xmlns:wp="http://schemas.openxmlformats.org/drawingml/2006/wordprocessingDrawing" xmlns:w10="urn:schemas-microsoft-com:office:word" xmlns:w="http://schemas.openxmlformats.org/wordprocessingml/2006/main" xmlns:w14="http://schemas.microsoft.com/office/word/2010/wordml" xmlns:w15="http://schemas.microsoft.com/office/word/2012/wordml" xmlns:w16cex="http://schemas.microsoft.com/office/word/2018/wordml/cex" xmlns:w16cid="http://schemas.microsoft.com/office/word/2016/wordml/cid" xmlns:w16="http://schemas.microsoft.com/office/word/2018/wordml" xmlns:w16du="http://schemas.microsoft.com/office/word/2023/wordml/word16du" xmlns:w16sdtdh="http://schemas.microsoft.com/office/word/2020/wordml/sdtdatahash" xmlns:w16sdtfl="http://schemas.microsoft.com/office/word/2024/wordml/sdtformatlock" xmlns:w16se="http://schemas.microsoft.com/office/word/2015/wordml/symex" xmlns:wpg="http://schemas.microsoft.com/office/word/2010/wordprocessingGroup" xmlns:wpi="http://schemas.microsoft.com/office/word/2010/wordprocessingInk" xmlns:wne="http://schemas.microsoft.com/office/word/2006/wordml" xmlns:wps="http://schemas.microsoft.com/office/word/2010/wordprocessingShape" mc:Ignorable="w14 w15 w16se w16cid w16 w16cex w16sdtdh w16sdtfl w16du wp14">
   <w15:commentEx w15:paraId="35AB1B93" w15:done="0"/>
   <w15:commentEx w15:paraId="004DA0E3" w15:paraIdParent="35AB1B93" w15:done="0"/>
 </w15:commentsEx>
 </file>
 
 <file path=word/commentsIds.xml><?xml version="1.0" encoding="utf-8"?>
-<w16cid:commentsIds xmlns:wpc="http://schemas.microsoft.com/office/word/2010/wordprocessingCanvas" xmlns:cx="http://schemas.microsoft.com/office/drawing/2014/chartex" xmlns:cx1="http://schemas.microsoft.com/office/drawing/2015/9/8/chartex" xmlns:cx2="http://schemas.microsoft.com/office/drawing/2015/10/21/chartex" xmlns:cx3="http://schemas.microsoft.com/office/drawing/2016/5/9/chartex" xmlns:cx4="http://schemas.microsoft.com/office/drawing/2016/5/10/chartex" xmlns:cx5="http://schemas.microsoft.com/office/drawing/2016/5/11/chartex" xmlns:cx6="http://schemas.microsoft.com/office/drawing/2016/5/12/chartex" xmlns:cx7="http://schemas.microsoft.com/office/drawing/2016/5/13/chartex" xmlns:cx8="http://schemas.microsoft.com/office/drawing/2016/5/14/chartex" xmlns:mc="http://schemas.openxmlformats.org/markup-compatibility/2006" xmlns:aink="http://schemas.microsoft.com/office/drawing/2016/ink" xmlns:am3d="http://schemas.microsoft.com/office/drawing/2017/model3d" xmlns:o="urn:schemas-microsoft-com:office:office" xmlns:oel="http://schemas.microsoft.com/office/2019/extlst" xmlns:r="http://schemas.openxmlformats.org/officeDocument/2006/relationships" xmlns:m="http://schemas.openxmlformats.org/officeDocument/2006/math" xmlns:v="urn:schemas-microsoft-com:vml" xmlns:wp14="http://schemas.microsoft.com/office/word/2010/wordprocessingDrawing" xmlns:wp="http://schemas.openxmlformats.org/drawingml/2006/wordprocessingDrawing" xmlns:w10="urn:schemas-microsoft-com:office:word" xmlns:w="http://schemas.openxmlformats.org/wordprocessingml/2006/main" xmlns:w14="http://schemas.microsoft.com/office/word/2010/wordml" xmlns:w15="http://schemas.microsoft.com/office/word/2012/wordml" xmlns:w16cei="http://schemas.microsoft.com/office/word/2026/wordml/cei" xmlns:w16cex="http://schemas.microsoft.com/office/word/2018/wordml/cex" xmlns:w16cid="http://schemas.microsoft.com/office/word/2016/wordml/cid" xmlns:w16="http://schemas.microsoft.com/office/word/2018/wordml" xmlns:w16du="http://schemas.microsoft.com/office/word/2023/wordml/word16du" xmlns:w16sdtdh="http://schemas.microsoft.com/office/word/2020/wordml/sdtdatahash" xmlns:w16sdtfl="http://schemas.microsoft.com/office/word/2024/wordml/sdtformatlock" xmlns:w16se="http://schemas.microsoft.com/office/word/2015/wordml/symex" xmlns:wpg="http://schemas.microsoft.com/office/word/2010/wordprocessingGroup" xmlns:wpi="http://schemas.microsoft.com/office/word/2010/wordprocessingInk" xmlns:wne="http://schemas.microsoft.com/office/word/2006/wordml" xmlns:wps="http://schemas.microsoft.com/office/word/2010/wordprocessingShape" mc:Ignorable="w14 w15 w16se w16cid w16 w16cex w16sdtdh w16sdtfl w16du wp14">
+<w16cid:commentsIds xmlns:wpc="http://schemas.microsoft.com/office/word/2010/wordprocessingCanvas" xmlns:cx="http://schemas.microsoft.com/office/drawing/2014/chartex" xmlns:cx1="http://schemas.microsoft.com/office/drawing/2015/9/8/chartex" xmlns:cx2="http://schemas.microsoft.com/office/drawing/2015/10/21/chartex" xmlns:cx3="http://schemas.microsoft.com/office/drawing/2016/5/9/chartex" xmlns:cx4="http://schemas.microsoft.com/office/drawing/2016/5/10/chartex" xmlns:cx5="http://schemas.microsoft.com/office/drawing/2016/5/11/chartex" xmlns:cx6="http://schemas.microsoft.com/office/drawing/2016/5/12/chartex" xmlns:cx7="http://schemas.microsoft.com/office/drawing/2016/5/13/chartex" xmlns:cx8="http://schemas.microsoft.com/office/drawing/2016/5/14/chartex" xmlns:mc="http://schemas.openxmlformats.org/markup-compatibility/2006" xmlns:aink="http://schemas.microsoft.com/office/drawing/2016/ink" xmlns:am3d="http://schemas.microsoft.com/office/drawing/2017/model3d" xmlns:o="urn:schemas-microsoft-com:office:office" xmlns:oel="http://schemas.microsoft.com/office/2019/extlst" xmlns:r="http://schemas.openxmlformats.org/officeDocument/2006/relationships" xmlns:m="http://schemas.openxmlformats.org/officeDocument/2006/math" xmlns:v="urn:schemas-microsoft-com:vml" xmlns:wp14="http://schemas.microsoft.com/office/word/2010/wordprocessingDrawing" xmlns:wp="http://schemas.openxmlformats.org/drawingml/2006/wordprocessingDrawing" xmlns:w10="urn:schemas-microsoft-com:office:word" xmlns:w="http://schemas.openxmlformats.org/wordprocessingml/2006/main" xmlns:w14="http://schemas.microsoft.com/office/word/2010/wordml" xmlns:w15="http://schemas.microsoft.com/office/word/2012/wordml" xmlns:w16cex="http://schemas.microsoft.com/office/word/2018/wordml/cex" xmlns:w16cid="http://schemas.microsoft.com/office/word/2016/wordml/cid" xmlns:w16="http://schemas.microsoft.com/office/word/2018/wordml" xmlns:w16du="http://schemas.microsoft.com/office/word/2023/wordml/word16du" xmlns:w16sdtdh="http://schemas.microsoft.com/office/word/2020/wordml/sdtdatahash" xmlns:w16sdtfl="http://schemas.microsoft.com/office/word/2024/wordml/sdtformatlock" xmlns:w16se="http://schemas.microsoft.com/office/word/2015/wordml/symex" xmlns:wpg="http://schemas.microsoft.com/office/word/2010/wordprocessingGroup" xmlns:wpi="http://schemas.microsoft.com/office/word/2010/wordprocessingInk" xmlns:wne="http://schemas.microsoft.com/office/word/2006/wordml" xmlns:wps="http://schemas.microsoft.com/office/word/2010/wordprocessingShape" mc:Ignorable="w14 w15 w16se w16cid w16 w16cex w16sdtdh w16sdtfl w16du wp14">
   <w16cid:commentId w16cid:paraId="35AB1B93" w16cid:durableId="6606302A"/>
   <w16cid:commentId w16cid:paraId="004DA0E3" w16cid:durableId="23676060"/>
 </w16cid:commentsIds>
 </file>
 
 <file path=word/endnotes.xml><?xml version="1.0" encoding="utf-8"?>
-<w:endnotes xmlns:wpc="http://schemas.microsoft.com/office/word/2010/wordprocessingCanvas" xmlns:cx="http://schemas.microsoft.com/office/drawing/2014/chartex" xmlns:cx1="http://schemas.microsoft.com/office/drawing/2015/9/8/chartex" xmlns:cx2="http://schemas.microsoft.com/office/drawing/2015/10/21/chartex" xmlns:cx3="http://schemas.microsoft.com/office/drawing/2016/5/9/chartex" xmlns:cx4="http://schemas.microsoft.com/office/drawing/2016/5/10/chartex" xmlns:cx5="http://schemas.microsoft.com/office/drawing/2016/5/11/chartex" xmlns:cx6="http://schemas.microsoft.com/office/drawing/2016/5/12/chartex" xmlns:cx7="http://schemas.microsoft.com/office/drawing/2016/5/13/chartex" xmlns:cx8="http://schemas.microsoft.com/office/drawing/2016/5/14/chartex" xmlns:mc="http://schemas.openxmlformats.org/markup-compatibility/2006" xmlns:aink="http://schemas.microsoft.com/office/drawing/2016/ink" xmlns:am3d="http://schemas.microsoft.com/office/drawing/2017/model3d" xmlns:o="urn:schemas-microsoft-com:office:office" xmlns:oel="http://schemas.microsoft.com/office/2019/extlst" xmlns:r="http://schemas.openxmlformats.org/officeDocument/2006/relationships" xmlns:m="http://schemas.openxmlformats.org/officeDocument/2006/math" xmlns:v="urn:schemas-microsoft-com:vml" xmlns:wp14="http://schemas.microsoft.com/office/word/2010/wordprocessingDrawing" xmlns:wp="http://schemas.openxmlformats.org/drawingml/2006/wordprocessingDrawing" xmlns:w10="urn:schemas-microsoft-com:office:word" xmlns:w="http://schemas.openxmlformats.org/wordprocessingml/2006/main" xmlns:w14="http://schemas.microsoft.com/office/word/2010/wordml" xmlns:w15="http://schemas.microsoft.com/office/word/2012/wordml" xmlns:w16cei="http://schemas.microsoft.com/office/word/2026/wordml/cei" xmlns:w16cex="http://schemas.microsoft.com/office/word/2018/wordml/cex" xmlns:w16cid="http://schemas.microsoft.com/office/word/2016/wordml/cid" xmlns:w16="http://schemas.microsoft.com/office/word/2018/wordml" xmlns:w16du="http://schemas.microsoft.com/office/word/2023/wordml/word16du" xmlns:w16sdtdh="http://schemas.microsoft.com/office/word/2020/wordml/sdtdatahash" xmlns:w16sdtfl="http://schemas.microsoft.com/office/word/2024/wordml/sdtformatlock" xmlns:w16se="http://schemas.microsoft.com/office/word/2015/wordml/symex" xmlns:wpg="http://schemas.microsoft.com/office/word/2010/wordprocessingGroup" xmlns:wpi="http://schemas.microsoft.com/office/word/2010/wordprocessingInk" xmlns:wne="http://schemas.microsoft.com/office/word/2006/wordml" xmlns:wps="http://schemas.microsoft.com/office/word/2010/wordprocessingShape" mc:Ignorable="w14 w15 w16se w16cid w16 w16cex w16sdtdh w16sdtfl w16du wp14">
+<w:endnotes xmlns:wpc="http://schemas.microsoft.com/office/word/2010/wordprocessingCanvas" xmlns:cx="http://schemas.microsoft.com/office/drawing/2014/chartex" xmlns:cx1="http://schemas.microsoft.com/office/drawing/2015/9/8/chartex" xmlns:cx2="http://schemas.microsoft.com/office/drawing/2015/10/21/chartex" xmlns:cx3="http://schemas.microsoft.com/office/drawing/2016/5/9/chartex" xmlns:cx4="http://schemas.microsoft.com/office/drawing/2016/5/10/chartex" xmlns:cx5="http://schemas.microsoft.com/office/drawing/2016/5/11/chartex" xmlns:cx6="http://schemas.microsoft.com/office/drawing/2016/5/12/chartex" xmlns:cx7="http://schemas.microsoft.com/office/drawing/2016/5/13/chartex" xmlns:cx8="http://schemas.microsoft.com/office/drawing/2016/5/14/chartex" xmlns:mc="http://schemas.openxmlformats.org/markup-compatibility/2006" xmlns:aink="http://schemas.microsoft.com/office/drawing/2016/ink" xmlns:am3d="http://schemas.microsoft.com/office/drawing/2017/model3d" xmlns:o="urn:schemas-microsoft-com:office:office" xmlns:oel="http://schemas.microsoft.com/office/2019/extlst" xmlns:r="http://schemas.openxmlformats.org/officeDocument/2006/relationships" xmlns:m="http://schemas.openxmlformats.org/officeDocument/2006/math" xmlns:v="urn:schemas-microsoft-com:vml" xmlns:wp14="http://schemas.microsoft.com/office/word/2010/wordprocessingDrawing" xmlns:wp="http://schemas.openxmlformats.org/drawingml/2006/wordprocessingDrawing" xmlns:w10="urn:schemas-microsoft-com:office:word" xmlns:w="http://schemas.openxmlformats.org/wordprocessingml/2006/main" xmlns:w14="http://schemas.microsoft.com/office/word/2010/wordml" xmlns:w15="http://schemas.microsoft.com/office/word/2012/wordml" xmlns:w16cex="http://schemas.microsoft.com/office/word/2018/wordml/cex" xmlns:w16cid="http://schemas.microsoft.com/office/word/2016/wordml/cid" xmlns:w16="http://schemas.microsoft.com/office/word/2018/wordml" xmlns:w16du="http://schemas.microsoft.com/office/word/2023/wordml/word16du" xmlns:w16sdtdh="http://schemas.microsoft.com/office/word/2020/wordml/sdtdatahash" xmlns:w16sdtfl="http://schemas.microsoft.com/office/word/2024/wordml/sdtformatlock" xmlns:w16se="http://schemas.microsoft.com/office/word/2015/wordml/symex" xmlns:wpg="http://schemas.microsoft.com/office/word/2010/wordprocessingGroup" xmlns:wpi="http://schemas.microsoft.com/office/word/2010/wordprocessingInk" xmlns:wne="http://schemas.microsoft.com/office/word/2006/wordml" xmlns:wps="http://schemas.microsoft.com/office/word/2010/wordprocessingShape" mc:Ignorable="w14 w15 w16se w16cid w16 w16cex w16sdtdh w16sdtfl w16du wp14">
   <w:endnote w:type="separator" w:id="-1">
     <w:p>
       <w:r>
@@ -59473,7 +59484,7 @@
 </file>
 
 <file path=word/footer1.xml><?xml version="1.0" encoding="utf-8"?>
-<w:ftr xmlns:wpc="http://schemas.microsoft.com/office/word/2010/wordprocessingCanvas" xmlns:cx="http://schemas.microsoft.com/office/drawing/2014/chartex" xmlns:cx1="http://schemas.microsoft.com/office/drawing/2015/9/8/chartex" xmlns:cx2="http://schemas.microsoft.com/office/drawing/2015/10/21/chartex" xmlns:cx3="http://schemas.microsoft.com/office/drawing/2016/5/9/chartex" xmlns:cx4="http://schemas.microsoft.com/office/drawing/2016/5/10/chartex" xmlns:cx5="http://schemas.microsoft.com/office/drawing/2016/5/11/chartex" xmlns:cx6="http://schemas.microsoft.com/office/drawing/2016/5/12/chartex" xmlns:cx7="http://schemas.microsoft.com/office/drawing/2016/5/13/chartex" xmlns:cx8="http://schemas.microsoft.com/office/drawing/2016/5/14/chartex" xmlns:mc="http://schemas.openxmlformats.org/markup-compatibility/2006" xmlns:aink="http://schemas.microsoft.com/office/drawing/2016/ink" xmlns:am3d="http://schemas.microsoft.com/office/drawing/2017/model3d" xmlns:o="urn:schemas-microsoft-com:office:office" xmlns:oel="http://schemas.microsoft.com/office/2019/extlst" xmlns:r="http://schemas.openxmlformats.org/officeDocument/2006/relationships" xmlns:m="http://schemas.openxmlformats.org/officeDocument/2006/math" xmlns:v="urn:schemas-microsoft-com:vml" xmlns:wp14="http://schemas.microsoft.com/office/word/2010/wordprocessingDrawing" xmlns:wp="http://schemas.openxmlformats.org/drawingml/2006/wordprocessingDrawing" xmlns:w10="urn:schemas-microsoft-com:office:word" xmlns:w="http://schemas.openxmlformats.org/wordprocessingml/2006/main" xmlns:w14="http://schemas.microsoft.com/office/word/2010/wordml" xmlns:w15="http://schemas.microsoft.com/office/word/2012/wordml" xmlns:w16cei="http://schemas.microsoft.com/office/word/2026/wordml/cei" xmlns:w16cex="http://schemas.microsoft.com/office/word/2018/wordml/cex" xmlns:w16cid="http://schemas.microsoft.com/office/word/2016/wordml/cid" xmlns:w16="http://schemas.microsoft.com/office/word/2018/wordml" xmlns:w16du="http://schemas.microsoft.com/office/word/2023/wordml/word16du" xmlns:w16sdtdh="http://schemas.microsoft.com/office/word/2020/wordml/sdtdatahash" xmlns:w16sdtfl="http://schemas.microsoft.com/office/word/2024/wordml/sdtformatlock" xmlns:w16se="http://schemas.microsoft.com/office/word/2015/wordml/symex" xmlns:wpg="http://schemas.microsoft.com/office/word/2010/wordprocessingGroup" xmlns:wpi="http://schemas.microsoft.com/office/word/2010/wordprocessingInk" xmlns:wne="http://schemas.microsoft.com/office/word/2006/wordml" xmlns:wps="http://schemas.microsoft.com/office/word/2010/wordprocessingShape" mc:Ignorable="w14 w15 w16se w16cid w16 w16cex w16sdtdh w16sdtfl w16du wp14">
+<w:ftr xmlns:wpc="http://schemas.microsoft.com/office/word/2010/wordprocessingCanvas" xmlns:cx="http://schemas.microsoft.com/office/drawing/2014/chartex" xmlns:cx1="http://schemas.microsoft.com/office/drawing/2015/9/8/chartex" xmlns:cx2="http://schemas.microsoft.com/office/drawing/2015/10/21/chartex" xmlns:cx3="http://schemas.microsoft.com/office/drawing/2016/5/9/chartex" xmlns:cx4="http://schemas.microsoft.com/office/drawing/2016/5/10/chartex" xmlns:cx5="http://schemas.microsoft.com/office/drawing/2016/5/11/chartex" xmlns:cx6="http://schemas.microsoft.com/office/drawing/2016/5/12/chartex" xmlns:cx7="http://schemas.microsoft.com/office/drawing/2016/5/13/chartex" xmlns:cx8="http://schemas.microsoft.com/office/drawing/2016/5/14/chartex" xmlns:mc="http://schemas.openxmlformats.org/markup-compatibility/2006" xmlns:aink="http://schemas.microsoft.com/office/drawing/2016/ink" xmlns:am3d="http://schemas.microsoft.com/office/drawing/2017/model3d" xmlns:o="urn:schemas-microsoft-com:office:office" xmlns:oel="http://schemas.microsoft.com/office/2019/extlst" xmlns:r="http://schemas.openxmlformats.org/officeDocument/2006/relationships" xmlns:m="http://schemas.openxmlformats.org/officeDocument/2006/math" xmlns:v="urn:schemas-microsoft-com:vml" xmlns:wp14="http://schemas.microsoft.com/office/word/2010/wordprocessingDrawing" xmlns:wp="http://schemas.openxmlformats.org/drawingml/2006/wordprocessingDrawing" xmlns:w10="urn:schemas-microsoft-com:office:word" xmlns:w="http://schemas.openxmlformats.org/wordprocessingml/2006/main" xmlns:w14="http://schemas.microsoft.com/office/word/2010/wordml" xmlns:w15="http://schemas.microsoft.com/office/word/2012/wordml" xmlns:w16cex="http://schemas.microsoft.com/office/word/2018/wordml/cex" xmlns:w16cid="http://schemas.microsoft.com/office/word/2016/wordml/cid" xmlns:w16="http://schemas.microsoft.com/office/word/2018/wordml" xmlns:w16du="http://schemas.microsoft.com/office/word/2023/wordml/word16du" xmlns:w16sdtdh="http://schemas.microsoft.com/office/word/2020/wordml/sdtdatahash" xmlns:w16sdtfl="http://schemas.microsoft.com/office/word/2024/wordml/sdtformatlock" xmlns:w16se="http://schemas.microsoft.com/office/word/2015/wordml/symex" xmlns:wpg="http://schemas.microsoft.com/office/word/2010/wordprocessingGroup" xmlns:wpi="http://schemas.microsoft.com/office/word/2010/wordprocessingInk" xmlns:wne="http://schemas.microsoft.com/office/word/2006/wordml" xmlns:wps="http://schemas.microsoft.com/office/word/2010/wordprocessingShape" mc:Ignorable="w14 w15 w16se w16cid w16 w16cex w16sdtdh w16sdtfl w16du wp14">
   <w:p>
     <w:pPr>
       <w:pStyle w:val="Footer"/>
@@ -59520,7 +59531,7 @@
 </file>
 
 <file path=word/footer2.xml><?xml version="1.0" encoding="utf-8"?>
-<w:ftr xmlns:wpc="http://schemas.microsoft.com/office/word/2010/wordprocessingCanvas" xmlns:cx="http://schemas.microsoft.com/office/drawing/2014/chartex" xmlns:cx1="http://schemas.microsoft.com/office/drawing/2015/9/8/chartex" xmlns:cx2="http://schemas.microsoft.com/office/drawing/2015/10/21/chartex" xmlns:cx3="http://schemas.microsoft.com/office/drawing/2016/5/9/chartex" xmlns:cx4="http://schemas.microsoft.com/office/drawing/2016/5/10/chartex" xmlns:cx5="http://schemas.microsoft.com/office/drawing/2016/5/11/chartex" xmlns:cx6="http://schemas.microsoft.com/office/drawing/2016/5/12/chartex" xmlns:cx7="http://schemas.microsoft.com/office/drawing/2016/5/13/chartex" xmlns:cx8="http://schemas.microsoft.com/office/drawing/2016/5/14/chartex" xmlns:mc="http://schemas.openxmlformats.org/markup-compatibility/2006" xmlns:aink="http://schemas.microsoft.com/office/drawing/2016/ink" xmlns:am3d="http://schemas.microsoft.com/office/drawing/2017/model3d" xmlns:o="urn:schemas-microsoft-com:office:office" xmlns:oel="http://schemas.microsoft.com/office/2019/extlst" xmlns:r="http://schemas.openxmlformats.org/officeDocument/2006/relationships" xmlns:m="http://schemas.openxmlformats.org/officeDocument/2006/math" xmlns:v="urn:schemas-microsoft-com:vml" xmlns:wp14="http://schemas.microsoft.com/office/word/2010/wordprocessingDrawing" xmlns:wp="http://schemas.openxmlformats.org/drawingml/2006/wordprocessingDrawing" xmlns:w10="urn:schemas-microsoft-com:office:word" xmlns:w="http://schemas.openxmlformats.org/wordprocessingml/2006/main" xmlns:w14="http://schemas.microsoft.com/office/word/2010/wordml" xmlns:w15="http://schemas.microsoft.com/office/word/2012/wordml" xmlns:w16cei="http://schemas.microsoft.com/office/word/2026/wordml/cei" xmlns:w16cex="http://schemas.microsoft.com/office/word/2018/wordml/cex" xmlns:w16cid="http://schemas.microsoft.com/office/word/2016/wordml/cid" xmlns:w16="http://schemas.microsoft.com/office/word/2018/wordml" xmlns:w16du="http://schemas.microsoft.com/office/word/2023/wordml/word16du" xmlns:w16sdtdh="http://schemas.microsoft.com/office/word/2020/wordml/sdtdatahash" xmlns:w16sdtfl="http://schemas.microsoft.com/office/word/2024/wordml/sdtformatlock" xmlns:w16se="http://schemas.microsoft.com/office/word/2015/wordml/symex" xmlns:wpg="http://schemas.microsoft.com/office/word/2010/wordprocessingGroup" xmlns:wpi="http://schemas.microsoft.com/office/word/2010/wordprocessingInk" xmlns:wne="http://schemas.microsoft.com/office/word/2006/wordml" xmlns:wps="http://schemas.microsoft.com/office/word/2010/wordprocessingShape" mc:Ignorable="w14 w15 w16se w16cid w16 w16cex w16sdtdh w16sdtfl w16du wp14">
+<w:ftr xmlns:wpc="http://schemas.microsoft.com/office/word/2010/wordprocessingCanvas" xmlns:cx="http://schemas.microsoft.com/office/drawing/2014/chartex" xmlns:cx1="http://schemas.microsoft.com/office/drawing/2015/9/8/chartex" xmlns:cx2="http://schemas.microsoft.com/office/drawing/2015/10/21/chartex" xmlns:cx3="http://schemas.microsoft.com/office/drawing/2016/5/9/chartex" xmlns:cx4="http://schemas.microsoft.com/office/drawing/2016/5/10/chartex" xmlns:cx5="http://schemas.microsoft.com/office/drawing/2016/5/11/chartex" xmlns:cx6="http://schemas.microsoft.com/office/drawing/2016/5/12/chartex" xmlns:cx7="http://schemas.microsoft.com/office/drawing/2016/5/13/chartex" xmlns:cx8="http://schemas.microsoft.com/office/drawing/2016/5/14/chartex" xmlns:mc="http://schemas.openxmlformats.org/markup-compatibility/2006" xmlns:aink="http://schemas.microsoft.com/office/drawing/2016/ink" xmlns:am3d="http://schemas.microsoft.com/office/drawing/2017/model3d" xmlns:o="urn:schemas-microsoft-com:office:office" xmlns:oel="http://schemas.microsoft.com/office/2019/extlst" xmlns:r="http://schemas.openxmlformats.org/officeDocument/2006/relationships" xmlns:m="http://schemas.openxmlformats.org/officeDocument/2006/math" xmlns:v="urn:schemas-microsoft-com:vml" xmlns:wp14="http://schemas.microsoft.com/office/word/2010/wordprocessingDrawing" xmlns:wp="http://schemas.openxmlformats.org/drawingml/2006/wordprocessingDrawing" xmlns:w10="urn:schemas-microsoft-com:office:word" xmlns:w="http://schemas.openxmlformats.org/wordprocessingml/2006/main" xmlns:w14="http://schemas.microsoft.com/office/word/2010/wordml" xmlns:w15="http://schemas.microsoft.com/office/word/2012/wordml" xmlns:w16cex="http://schemas.microsoft.com/office/word/2018/wordml/cex" xmlns:w16cid="http://schemas.microsoft.com/office/word/2016/wordml/cid" xmlns:w16="http://schemas.microsoft.com/office/word/2018/wordml" xmlns:w16du="http://schemas.microsoft.com/office/word/2023/wordml/word16du" xmlns:w16sdtdh="http://schemas.microsoft.com/office/word/2020/wordml/sdtdatahash" xmlns:w16sdtfl="http://schemas.microsoft.com/office/word/2024/wordml/sdtformatlock" xmlns:w16se="http://schemas.microsoft.com/office/word/2015/wordml/symex" xmlns:wpg="http://schemas.microsoft.com/office/word/2010/wordprocessingGroup" xmlns:wpi="http://schemas.microsoft.com/office/word/2010/wordprocessingInk" xmlns:wne="http://schemas.microsoft.com/office/word/2006/wordml" xmlns:wps="http://schemas.microsoft.com/office/word/2010/wordprocessingShape" mc:Ignorable="w14 w15 w16se w16cid w16 w16cex w16sdtdh w16sdtfl w16du wp14">
   <w:p>
     <w:pPr>
       <w:pStyle w:val="Footer"/>
@@ -59557,7 +59568,7 @@
 </file>
 
 <file path=word/footer3.xml><?xml version="1.0" encoding="utf-8"?>
-<w:ftr xmlns:wpc="http://schemas.microsoft.com/office/word/2010/wordprocessingCanvas" xmlns:cx="http://schemas.microsoft.com/office/drawing/2014/chartex" xmlns:cx1="http://schemas.microsoft.com/office/drawing/2015/9/8/chartex" xmlns:cx2="http://schemas.microsoft.com/office/drawing/2015/10/21/chartex" xmlns:cx3="http://schemas.microsoft.com/office/drawing/2016/5/9/chartex" xmlns:cx4="http://schemas.microsoft.com/office/drawing/2016/5/10/chartex" xmlns:cx5="http://schemas.microsoft.com/office/drawing/2016/5/11/chartex" xmlns:cx6="http://schemas.microsoft.com/office/drawing/2016/5/12/chartex" xmlns:cx7="http://schemas.microsoft.com/office/drawing/2016/5/13/chartex" xmlns:cx8="http://schemas.microsoft.com/office/drawing/2016/5/14/chartex" xmlns:mc="http://schemas.openxmlformats.org/markup-compatibility/2006" xmlns:aink="http://schemas.microsoft.com/office/drawing/2016/ink" xmlns:am3d="http://schemas.microsoft.com/office/drawing/2017/model3d" xmlns:o="urn:schemas-microsoft-com:office:office" xmlns:oel="http://schemas.microsoft.com/office/2019/extlst" xmlns:r="http://schemas.openxmlformats.org/officeDocument/2006/relationships" xmlns:m="http://schemas.openxmlformats.org/officeDocument/2006/math" xmlns:v="urn:schemas-microsoft-com:vml" xmlns:wp14="http://schemas.microsoft.com/office/word/2010/wordprocessingDrawing" xmlns:wp="http://schemas.openxmlformats.org/drawingml/2006/wordprocessingDrawing" xmlns:w10="urn:schemas-microsoft-com:office:word" xmlns:w="http://schemas.openxmlformats.org/wordprocessingml/2006/main" xmlns:w14="http://schemas.microsoft.com/office/word/2010/wordml" xmlns:w15="http://schemas.microsoft.com/office/word/2012/wordml" xmlns:w16cei="http://schemas.microsoft.com/office/word/2026/wordml/cei" xmlns:w16cex="http://schemas.microsoft.com/office/word/2018/wordml/cex" xmlns:w16cid="http://schemas.microsoft.com/office/word/2016/wordml/cid" xmlns:w16="http://schemas.microsoft.com/office/word/2018/wordml" xmlns:w16du="http://schemas.microsoft.com/office/word/2023/wordml/word16du" xmlns:w16sdtdh="http://schemas.microsoft.com/office/word/2020/wordml/sdtdatahash" xmlns:w16sdtfl="http://schemas.microsoft.com/office/word/2024/wordml/sdtformatlock" xmlns:w16se="http://schemas.microsoft.com/office/word/2015/wordml/symex" xmlns:wpg="http://schemas.microsoft.com/office/word/2010/wordprocessingGroup" xmlns:wpi="http://schemas.microsoft.com/office/word/2010/wordprocessingInk" xmlns:wne="http://schemas.microsoft.com/office/word/2006/wordml" xmlns:wps="http://schemas.microsoft.com/office/word/2010/wordprocessingShape" mc:Ignorable="w14 w15 w16se w16cid w16 w16cex w16sdtdh w16sdtfl w16du wp14">
+<w:ftr xmlns:wpc="http://schemas.microsoft.com/office/word/2010/wordprocessingCanvas" xmlns:cx="http://schemas.microsoft.com/office/drawing/2014/chartex" xmlns:cx1="http://schemas.microsoft.com/office/drawing/2015/9/8/chartex" xmlns:cx2="http://schemas.microsoft.com/office/drawing/2015/10/21/chartex" xmlns:cx3="http://schemas.microsoft.com/office/drawing/2016/5/9/chartex" xmlns:cx4="http://schemas.microsoft.com/office/drawing/2016/5/10/chartex" xmlns:cx5="http://schemas.microsoft.com/office/drawing/2016/5/11/chartex" xmlns:cx6="http://schemas.microsoft.com/office/drawing/2016/5/12/chartex" xmlns:cx7="http://schemas.microsoft.com/office/drawing/2016/5/13/chartex" xmlns:cx8="http://schemas.microsoft.com/office/drawing/2016/5/14/chartex" xmlns:mc="http://schemas.openxmlformats.org/markup-compatibility/2006" xmlns:aink="http://schemas.microsoft.com/office/drawing/2016/ink" xmlns:am3d="http://schemas.microsoft.com/office/drawing/2017/model3d" xmlns:o="urn:schemas-microsoft-com:office:office" xmlns:oel="http://schemas.microsoft.com/office/2019/extlst" xmlns:r="http://schemas.openxmlformats.org/officeDocument/2006/relationships" xmlns:m="http://schemas.openxmlformats.org/officeDocument/2006/math" xmlns:v="urn:schemas-microsoft-com:vml" xmlns:wp14="http://schemas.microsoft.com/office/word/2010/wordprocessingDrawing" xmlns:wp="http://schemas.openxmlformats.org/drawingml/2006/wordprocessingDrawing" xmlns:w10="urn:schemas-microsoft-com:office:word" xmlns:w="http://schemas.openxmlformats.org/wordprocessingml/2006/main" xmlns:w14="http://schemas.microsoft.com/office/word/2010/wordml" xmlns:w15="http://schemas.microsoft.com/office/word/2012/wordml" xmlns:w16cex="http://schemas.microsoft.com/office/word/2018/wordml/cex" xmlns:w16cid="http://schemas.microsoft.com/office/word/2016/wordml/cid" xmlns:w16="http://schemas.microsoft.com/office/word/2018/wordml" xmlns:w16du="http://schemas.microsoft.com/office/word/2023/wordml/word16du" xmlns:w16sdtdh="http://schemas.microsoft.com/office/word/2020/wordml/sdtdatahash" xmlns:w16sdtfl="http://schemas.microsoft.com/office/word/2024/wordml/sdtformatlock" xmlns:w16se="http://schemas.microsoft.com/office/word/2015/wordml/symex" xmlns:wpg="http://schemas.microsoft.com/office/word/2010/wordprocessingGroup" xmlns:wpi="http://schemas.microsoft.com/office/word/2010/wordprocessingInk" xmlns:wne="http://schemas.microsoft.com/office/word/2006/wordml" xmlns:wps="http://schemas.microsoft.com/office/word/2010/wordprocessingShape" mc:Ignorable="w14 w15 w16se w16cid w16 w16cex w16sdtdh w16sdtfl w16du wp14">
   <w:p>
     <w:pPr>
       <w:pStyle w:val="Footer"/>
@@ -59642,7 +59653,7 @@
 </file>
 
 <file path=word/footnotes.xml><?xml version="1.0" encoding="utf-8"?>
-<w:footnotes xmlns:wpc="http://schemas.microsoft.com/office/word/2010/wordprocessingCanvas" xmlns:cx="http://schemas.microsoft.com/office/drawing/2014/chartex" xmlns:cx1="http://schemas.microsoft.com/office/drawing/2015/9/8/chartex" xmlns:cx2="http://schemas.microsoft.com/office/drawing/2015/10/21/chartex" xmlns:cx3="http://schemas.microsoft.com/office/drawing/2016/5/9/chartex" xmlns:cx4="http://schemas.microsoft.com/office/drawing/2016/5/10/chartex" xmlns:cx5="http://schemas.microsoft.com/office/drawing/2016/5/11/chartex" xmlns:cx6="http://schemas.microsoft.com/office/drawing/2016/5/12/chartex" xmlns:cx7="http://schemas.microsoft.com/office/drawing/2016/5/13/chartex" xmlns:cx8="http://schemas.microsoft.com/office/drawing/2016/5/14/chartex" xmlns:mc="http://schemas.openxmlformats.org/markup-compatibility/2006" xmlns:aink="http://schemas.microsoft.com/office/drawing/2016/ink" xmlns:am3d="http://schemas.microsoft.com/office/drawing/2017/model3d" xmlns:o="urn:schemas-microsoft-com:office:office" xmlns:oel="http://schemas.microsoft.com/office/2019/extlst" xmlns:r="http://schemas.openxmlformats.org/officeDocument/2006/relationships" xmlns:m="http://schemas.openxmlformats.org/officeDocument/2006/math" xmlns:v="urn:schemas-microsoft-com:vml" xmlns:wp14="http://schemas.microsoft.com/office/word/2010/wordprocessingDrawing" xmlns:wp="http://schemas.openxmlformats.org/drawingml/2006/wordprocessingDrawing" xmlns:w10="urn:schemas-microsoft-com:office:word" xmlns:w="http://schemas.openxmlformats.org/wordprocessingml/2006/main" xmlns:w14="http://schemas.microsoft.com/office/word/2010/wordml" xmlns:w15="http://schemas.microsoft.com/office/word/2012/wordml" xmlns:w16cei="http://schemas.microsoft.com/office/word/2026/wordml/cei" xmlns:w16cex="http://schemas.microsoft.com/office/word/2018/wordml/cex" xmlns:w16cid="http://schemas.microsoft.com/office/word/2016/wordml/cid" xmlns:w16="http://schemas.microsoft.com/office/word/2018/wordml" xmlns:w16du="http://schemas.microsoft.com/office/word/2023/wordml/word16du" xmlns:w16sdtdh="http://schemas.microsoft.com/office/word/2020/wordml/sdtdatahash" xmlns:w16sdtfl="http://schemas.microsoft.com/office/word/2024/wordml/sdtformatlock" xmlns:w16se="http://schemas.microsoft.com/office/word/2015/wordml/symex" xmlns:wpg="http://schemas.microsoft.com/office/word/2010/wordprocessingGroup" xmlns:wpi="http://schemas.microsoft.com/office/word/2010/wordprocessingInk" xmlns:wne="http://schemas.microsoft.com/office/word/2006/wordml" xmlns:wps="http://schemas.microsoft.com/office/word/2010/wordprocessingShape" mc:Ignorable="w14 w15 w16se w16cid w16 w16cex w16sdtdh w16sdtfl w16du wp14">
+<w:footnotes xmlns:wpc="http://schemas.microsoft.com/office/word/2010/wordprocessingCanvas" xmlns:cx="http://schemas.microsoft.com/office/drawing/2014/chartex" xmlns:cx1="http://schemas.microsoft.com/office/drawing/2015/9/8/chartex" xmlns:cx2="http://schemas.microsoft.com/office/drawing/2015/10/21/chartex" xmlns:cx3="http://schemas.microsoft.com/office/drawing/2016/5/9/chartex" xmlns:cx4="http://schemas.microsoft.com/office/drawing/2016/5/10/chartex" xmlns:cx5="http://schemas.microsoft.com/office/drawing/2016/5/11/chartex" xmlns:cx6="http://schemas.microsoft.com/office/drawing/2016/5/12/chartex" xmlns:cx7="http://schemas.microsoft.com/office/drawing/2016/5/13/chartex" xmlns:cx8="http://schemas.microsoft.com/office/drawing/2016/5/14/chartex" xmlns:mc="http://schemas.openxmlformats.org/markup-compatibility/2006" xmlns:aink="http://schemas.microsoft.com/office/drawing/2016/ink" xmlns:am3d="http://schemas.microsoft.com/office/drawing/2017/model3d" xmlns:o="urn:schemas-microsoft-com:office:office" xmlns:oel="http://schemas.microsoft.com/office/2019/extlst" xmlns:r="http://schemas.openxmlformats.org/officeDocument/2006/relationships" xmlns:m="http://schemas.openxmlformats.org/officeDocument/2006/math" xmlns:v="urn:schemas-microsoft-com:vml" xmlns:wp14="http://schemas.microsoft.com/office/word/2010/wordprocessingDrawing" xmlns:wp="http://schemas.openxmlformats.org/drawingml/2006/wordprocessingDrawing" xmlns:w10="urn:schemas-microsoft-com:office:word" xmlns:w="http://schemas.openxmlformats.org/wordprocessingml/2006/main" xmlns:w14="http://schemas.microsoft.com/office/word/2010/wordml" xmlns:w15="http://schemas.microsoft.com/office/word/2012/wordml" xmlns:w16cex="http://schemas.microsoft.com/office/word/2018/wordml/cex" xmlns:w16cid="http://schemas.microsoft.com/office/word/2016/wordml/cid" xmlns:w16="http://schemas.microsoft.com/office/word/2018/wordml" xmlns:w16du="http://schemas.microsoft.com/office/word/2023/wordml/word16du" xmlns:w16sdtdh="http://schemas.microsoft.com/office/word/2020/wordml/sdtdatahash" xmlns:w16sdtfl="http://schemas.microsoft.com/office/word/2024/wordml/sdtformatlock" xmlns:w16se="http://schemas.microsoft.com/office/word/2015/wordml/symex" xmlns:wpg="http://schemas.microsoft.com/office/word/2010/wordprocessingGroup" xmlns:wpi="http://schemas.microsoft.com/office/word/2010/wordprocessingInk" xmlns:wne="http://schemas.microsoft.com/office/word/2006/wordml" xmlns:wps="http://schemas.microsoft.com/office/word/2010/wordprocessingShape" mc:Ignorable="w14 w15 w16se w16cid w16 w16cex w16sdtdh w16sdtfl w16du wp14">
   <w:footnote w:type="separator" w:id="-1">
     <w:p>
       <w:r>
@@ -59661,7 +59672,7 @@
 </file>
 
 <file path=word/numbering.xml><?xml version="1.0" encoding="utf-8"?>
-<w:numbering xmlns:wpc="http://schemas.microsoft.com/office/word/2010/wordprocessingCanvas" xmlns:cx="http://schemas.microsoft.com/office/drawing/2014/chartex" xmlns:cx1="http://schemas.microsoft.com/office/drawing/2015/9/8/chartex" xmlns:cx2="http://schemas.microsoft.com/office/drawing/2015/10/21/chartex" xmlns:cx3="http://schemas.microsoft.com/office/drawing/2016/5/9/chartex" xmlns:cx4="http://schemas.microsoft.com/office/drawing/2016/5/10/chartex" xmlns:cx5="http://schemas.microsoft.com/office/drawing/2016/5/11/chartex" xmlns:cx6="http://schemas.microsoft.com/office/drawing/2016/5/12/chartex" xmlns:cx7="http://schemas.microsoft.com/office/drawing/2016/5/13/chartex" xmlns:cx8="http://schemas.microsoft.com/office/drawing/2016/5/14/chartex" xmlns:mc="http://schemas.openxmlformats.org/markup-compatibility/2006" xmlns:aink="http://schemas.microsoft.com/office/drawing/2016/ink" xmlns:am3d="http://schemas.microsoft.com/office/drawing/2017/model3d" xmlns:o="urn:schemas-microsoft-com:office:office" xmlns:oel="http://schemas.microsoft.com/office/2019/extlst" xmlns:r="http://schemas.openxmlformats.org/officeDocument/2006/relationships" xmlns:m="http://schemas.openxmlformats.org/officeDocument/2006/math" xmlns:v="urn:schemas-microsoft-com:vml" xmlns:wp14="http://schemas.microsoft.com/office/word/2010/wordprocessingDrawing" xmlns:wp="http://schemas.openxmlformats.org/drawingml/2006/wordprocessingDrawing" xmlns:w10="urn:schemas-microsoft-com:office:word" xmlns:w="http://schemas.openxmlformats.org/wordprocessingml/2006/main" xmlns:w14="http://schemas.microsoft.com/office/word/2010/wordml" xmlns:w15="http://schemas.microsoft.com/office/word/2012/wordml" xmlns:w16cei="http://schemas.microsoft.com/office/word/2026/wordml/cei" xmlns:w16cex="http://schemas.microsoft.com/office/word/2018/wordml/cex" xmlns:w16cid="http://schemas.microsoft.com/office/word/2016/wordml/cid" xmlns:w16="http://schemas.microsoft.com/office/word/2018/wordml" xmlns:w16du="http://schemas.microsoft.com/office/word/2023/wordml/word16du" xmlns:w16sdtdh="http://schemas.microsoft.com/office/word/2020/wordml/sdtdatahash" xmlns:w16sdtfl="http://schemas.microsoft.com/office/word/2024/wordml/sdtformatlock" xmlns:w16se="http://schemas.microsoft.com/office/word/2015/wordml/symex" xmlns:wpg="http://schemas.microsoft.com/office/word/2010/wordprocessingGroup" xmlns:wpi="http://schemas.microsoft.com/office/word/2010/wordprocessingInk" xmlns:wne="http://schemas.microsoft.com/office/word/2006/wordml" xmlns:wps="http://schemas.microsoft.com/office/word/2010/wordprocessingShape" mc:Ignorable="w14 w15 w16se w16cid w16 w16cex w16sdtdh w16sdtfl w16du wp14">
+<w:numbering xmlns:wpc="http://schemas.microsoft.com/office/word/2010/wordprocessingCanvas" xmlns:cx="http://schemas.microsoft.com/office/drawing/2014/chartex" xmlns:cx1="http://schemas.microsoft.com/office/drawing/2015/9/8/chartex" xmlns:cx2="http://schemas.microsoft.com/office/drawing/2015/10/21/chartex" xmlns:cx3="http://schemas.microsoft.com/office/drawing/2016/5/9/chartex" xmlns:cx4="http://schemas.microsoft.com/office/drawing/2016/5/10/chartex" xmlns:cx5="http://schemas.microsoft.com/office/drawing/2016/5/11/chartex" xmlns:cx6="http://schemas.microsoft.com/office/drawing/2016/5/12/chartex" xmlns:cx7="http://schemas.microsoft.com/office/drawing/2016/5/13/chartex" xmlns:cx8="http://schemas.microsoft.com/office/drawing/2016/5/14/chartex" xmlns:mc="http://schemas.openxmlformats.org/markup-compatibility/2006" xmlns:aink="http://schemas.microsoft.com/office/drawing/2016/ink" xmlns:am3d="http://schemas.microsoft.com/office/drawing/2017/model3d" xmlns:o="urn:schemas-microsoft-com:office:office" xmlns:oel="http://schemas.microsoft.com/office/2019/extlst" xmlns:r="http://schemas.openxmlformats.org/officeDocument/2006/relationships" xmlns:m="http://schemas.openxmlformats.org/officeDocument/2006/math" xmlns:v="urn:schemas-microsoft-com:vml" xmlns:wp14="http://schemas.microsoft.com/office/word/2010/wordprocessingDrawing" xmlns:wp="http://schemas.openxmlformats.org/drawingml/2006/wordprocessingDrawing" xmlns:w10="urn:schemas-microsoft-com:office:word" xmlns:w="http://schemas.openxmlformats.org/wordprocessingml/2006/main" xmlns:w14="http://schemas.microsoft.com/office/word/2010/wordml" xmlns:w15="http://schemas.microsoft.com/office/word/2012/wordml" xmlns:w16cex="http://schemas.microsoft.com/office/word/2018/wordml/cex" xmlns:w16cid="http://schemas.microsoft.com/office/word/2016/wordml/cid" xmlns:w16="http://schemas.microsoft.com/office/word/2018/wordml" xmlns:w16du="http://schemas.microsoft.com/office/word/2023/wordml/word16du" xmlns:w16sdtdh="http://schemas.microsoft.com/office/word/2020/wordml/sdtdatahash" xmlns:w16sdtfl="http://schemas.microsoft.com/office/word/2024/wordml/sdtformatlock" xmlns:w16se="http://schemas.microsoft.com/office/word/2015/wordml/symex" xmlns:wpg="http://schemas.microsoft.com/office/word/2010/wordprocessingGroup" xmlns:wpi="http://schemas.microsoft.com/office/word/2010/wordprocessingInk" xmlns:wne="http://schemas.microsoft.com/office/word/2006/wordml" xmlns:wps="http://schemas.microsoft.com/office/word/2010/wordprocessingShape" mc:Ignorable="w14 w15 w16se w16cid w16 w16cex w16sdtdh w16sdtfl w16du wp14">
   <w:abstractNum w:abstractNumId="0" w15:restartNumberingAfterBreak="0">
     <w:nsid w:val="081658E9"/>
     <w:multiLevelType w:val="multilevel"/>

--- a/housing-service/src/main/resources/templates/model-tenancy-agreement-2026.docx
+++ b/housing-service/src/main/resources/templates/model-tenancy-agreement-2026.docx
@@ -19192,7 +19192,14 @@
           <w:rFonts w:cs="Arial"/>
           <w:b/>
         </w:rPr>
-        <w:t>Substantial damp or mould:</w:t>
+        <w:t>Damp</w:t>
+      </w:r>
+      <w:r>
+        <w:rPr>
+          <w:rFonts w:cs="Arial"/>
+          <w:b/>
+        </w:rPr>
+        <w:t xml:space="preserve"> or mould:</w:t>
       </w:r>
     </w:p>
     <w:p>
@@ -19206,33 +19213,313 @@
     </w:p>
     <w:p>
       <w:pPr>
-        <w:pStyle w:val="Heading6"/>
-        <w:rPr>
-          <w:rFonts w:cs="Arial"/>
-          <w:b/>
-        </w:rPr>
-      </w:pPr>
-      <w:r>
-        <w:rPr>
-          <w:rFonts w:cs="Arial"/>
-          <w:b/>
-        </w:rPr>
-        <w:t xml:space="preserve">If during the tenancy, the property suffers from substantial damp or mould, the Landlord must ensure the issue is investigated within 10 working days of being notified. The landlord must provide a written summary of the findings </w:t>
-      </w:r>
-      <w:r>
-        <w:rPr>
-          <w:rFonts w:cs="Arial"/>
-          <w:b/>
+        <w:rPr>
+          <w:rFonts w:cs="Arial"/>
+          <w:b/>
+          <w:sz w:val="24"/>
+          <w:szCs w:val="24"/>
+        </w:rPr>
+      </w:pPr>
+      <w:r>
+        <w:rPr>
+          <w:rFonts w:cs="Arial"/>
+          <w:b/>
+          <w:sz w:val="24"/>
+          <w:szCs w:val="24"/>
+        </w:rPr>
+        <w:t>If the landlord is notified or becomes aware of damp or mould they must</w:t>
+      </w:r>
+    </w:p>
+    <w:p>
+      <w:pPr>
+        <w:rPr>
+          <w:rFonts w:cs="Arial"/>
+          <w:b/>
+          <w:sz w:val="24"/>
+          <w:szCs w:val="24"/>
+        </w:rPr>
+      </w:pPr>
+      <w:r>
+        <w:rPr>
+          <w:rFonts w:cs="Arial"/>
+          <w:b/>
+          <w:sz w:val="24"/>
+          <w:szCs w:val="24"/>
+        </w:rPr>
+        <w:t>ensure the issue is investigated within 10 working days. The landlord must</w:t>
+      </w:r>
+    </w:p>
+    <w:p>
+      <w:pPr>
+        <w:rPr>
+          <w:rFonts w:cs="Arial"/>
+          <w:b/>
+          <w:sz w:val="24"/>
+          <w:szCs w:val="24"/>
+        </w:rPr>
+      </w:pPr>
+      <w:r>
+        <w:rPr>
+          <w:rFonts w:cs="Arial"/>
+          <w:b/>
+          <w:sz w:val="24"/>
+          <w:szCs w:val="24"/>
+        </w:rPr>
+        <w:t>provide a written summary of the findings to the tenant within 3 working days</w:t>
+      </w:r>
+    </w:p>
+    <w:p>
+      <w:pPr>
+        <w:rPr>
+          <w:rFonts w:cs="Arial"/>
+          <w:b/>
+          <w:sz w:val="24"/>
+          <w:szCs w:val="24"/>
+        </w:rPr>
+      </w:pPr>
+      <w:r>
+        <w:rPr>
+          <w:rFonts w:cs="Arial"/>
+          <w:b/>
+          <w:sz w:val="24"/>
+          <w:szCs w:val="24"/>
         </w:rPr>
         <w:lastRenderedPageBreak/>
-        <w:t>within 3 working days of the investigation concluding and commence any required repairs within 5 working days of the investigation concluding.  If, for reasons beyond the Landlord’s control, they cannot comply with the timescales for investigation and commencement of the repair, they must inform the tenant of the new timescales for completion of the investigation and commencement of the repair. Further detail is available on the Scottish Government website.</w:t>
-      </w:r>
-    </w:p>
-    <w:p/>
-    <w:p>
-      <w:pPr>
-        <w:rPr>
-          <w:rFonts w:cs="Arial"/>
+        <w:t>of the investigation concluding.</w:t>
+      </w:r>
+    </w:p>
+    <w:p>
+      <w:pPr>
+        <w:rPr>
+          <w:rFonts w:cs="Arial"/>
+          <w:b/>
+          <w:sz w:val="24"/>
+          <w:szCs w:val="24"/>
+        </w:rPr>
+      </w:pPr>
+    </w:p>
+    <w:p>
+      <w:pPr>
+        <w:rPr>
+          <w:rFonts w:cs="Arial"/>
+          <w:b/>
+          <w:sz w:val="24"/>
+          <w:szCs w:val="24"/>
+        </w:rPr>
+      </w:pPr>
+      <w:r>
+        <w:rPr>
+          <w:rFonts w:cs="Arial"/>
+          <w:b/>
+          <w:sz w:val="24"/>
+          <w:szCs w:val="24"/>
+        </w:rPr>
+        <w:t>If the investigation identifies substantial damp or mould the landlord must</w:t>
+      </w:r>
+    </w:p>
+    <w:p>
+      <w:pPr>
+        <w:rPr>
+          <w:rFonts w:cs="Arial"/>
+          <w:b/>
+          <w:sz w:val="24"/>
+          <w:szCs w:val="24"/>
+        </w:rPr>
+      </w:pPr>
+      <w:r>
+        <w:rPr>
+          <w:rFonts w:cs="Arial"/>
+          <w:b/>
+          <w:sz w:val="24"/>
+          <w:szCs w:val="24"/>
+        </w:rPr>
+        <w:t>commence any required repairs within 5 working days of the investigation</w:t>
+      </w:r>
+    </w:p>
+    <w:p>
+      <w:pPr>
+        <w:rPr>
+          <w:rFonts w:cs="Arial"/>
+          <w:b/>
+          <w:sz w:val="24"/>
+          <w:szCs w:val="24"/>
+        </w:rPr>
+      </w:pPr>
+      <w:r>
+        <w:rPr>
+          <w:rFonts w:cs="Arial"/>
+          <w:b/>
+          <w:sz w:val="24"/>
+          <w:szCs w:val="24"/>
+        </w:rPr>
+        <w:t>concluding.</w:t>
+      </w:r>
+    </w:p>
+    <w:p>
+      <w:pPr>
+        <w:rPr>
+          <w:rFonts w:cs="Arial"/>
+          <w:b/>
+          <w:sz w:val="24"/>
+          <w:szCs w:val="24"/>
+        </w:rPr>
+      </w:pPr>
+    </w:p>
+    <w:p>
+      <w:pPr>
+        <w:rPr>
+          <w:rFonts w:cs="Arial"/>
+          <w:b/>
+          <w:sz w:val="24"/>
+          <w:szCs w:val="24"/>
+        </w:rPr>
+      </w:pPr>
+      <w:r>
+        <w:rPr>
+          <w:rFonts w:cs="Arial"/>
+          <w:b/>
+          <w:sz w:val="24"/>
+          <w:szCs w:val="24"/>
+        </w:rPr>
+        <w:t>If – for reasons beyond the landlord’s control - they cannot comply with the</w:t>
+      </w:r>
+    </w:p>
+    <w:p>
+      <w:pPr>
+        <w:rPr>
+          <w:rFonts w:cs="Arial"/>
+          <w:b/>
+          <w:sz w:val="24"/>
+          <w:szCs w:val="24"/>
+        </w:rPr>
+      </w:pPr>
+      <w:r>
+        <w:rPr>
+          <w:rFonts w:cs="Arial"/>
+          <w:b/>
+          <w:sz w:val="24"/>
+          <w:szCs w:val="24"/>
+        </w:rPr>
+        <w:t>timescales for investigation and commencement of the repair, they must</w:t>
+      </w:r>
+    </w:p>
+    <w:p>
+      <w:pPr>
+        <w:rPr>
+          <w:rFonts w:cs="Arial"/>
+          <w:b/>
+          <w:sz w:val="24"/>
+          <w:szCs w:val="24"/>
+        </w:rPr>
+      </w:pPr>
+      <w:r>
+        <w:rPr>
+          <w:rFonts w:cs="Arial"/>
+          <w:b/>
+          <w:sz w:val="24"/>
+          <w:szCs w:val="24"/>
+        </w:rPr>
+        <w:t>inform the tenant of the new timescales for completion of the investigation</w:t>
+      </w:r>
+    </w:p>
+    <w:p>
+      <w:pPr>
+        <w:rPr>
+          <w:rStyle w:val="Hyperlink"/>
+          <w:rFonts w:cs="Arial"/>
+          <w:b/>
+          <w:sz w:val="24"/>
+          <w:szCs w:val="24"/>
+        </w:rPr>
+      </w:pPr>
+      <w:r>
+        <w:rPr>
+          <w:rFonts w:cs="Arial"/>
+          <w:b/>
+          <w:sz w:val="24"/>
+          <w:szCs w:val="24"/>
+        </w:rPr>
+        <w:t xml:space="preserve">and commencement of the repair. Further detail is available at </w:t>
+      </w:r>
+      <w:r>
+        <w:rPr>
+          <w:rFonts w:cs="Arial"/>
+          <w:b/>
+          <w:sz w:val="24"/>
+          <w:szCs w:val="24"/>
+        </w:rPr>
+        <w:fldChar w:fldCharType="begin"/>
+      </w:r>
+      <w:r>
+        <w:rPr>
+          <w:rFonts w:cs="Arial"/>
+          <w:b/>
+          <w:sz w:val="24"/>
+          <w:szCs w:val="24"/>
+        </w:rPr>
+        <w:instrText>HYPERLINK "https://www.gov.scot/publications/awaabs-law-guidance-landlords-scotland/"</w:instrText>
+      </w:r>
+      <w:r>
+        <w:rPr>
+          <w:rFonts w:cs="Arial"/>
+          <w:b/>
+          <w:sz w:val="24"/>
+          <w:szCs w:val="24"/>
+        </w:rPr>
+      </w:r>
+      <w:r>
+        <w:rPr>
+          <w:rFonts w:cs="Arial"/>
+          <w:b/>
+          <w:sz w:val="24"/>
+          <w:szCs w:val="24"/>
+        </w:rPr>
+        <w:fldChar w:fldCharType="separate"/>
+      </w:r>
+      <w:r>
+        <w:rPr>
+          <w:rStyle w:val="Hyperlink"/>
+          <w:rFonts w:cs="Arial"/>
+          <w:b/>
+          <w:sz w:val="24"/>
+          <w:szCs w:val="24"/>
+        </w:rPr>
+        <w:t>Awaab’s law:</w:t>
+      </w:r>
+    </w:p>
+    <w:p>
+      <w:pPr>
+        <w:rPr>
+          <w:rFonts w:cs="Arial"/>
+          <w:sz w:val="24"/>
+          <w:szCs w:val="24"/>
+        </w:rPr>
+      </w:pPr>
+      <w:r>
+        <w:rPr>
+          <w:rStyle w:val="Hyperlink"/>
+          <w:rFonts w:cs="Arial"/>
+          <w:b/>
+          <w:sz w:val="24"/>
+          <w:szCs w:val="24"/>
+        </w:rPr>
+        <w:t>guide for landlords on gov.scot.</w:t>
+      </w:r>
+      <w:r>
+        <w:rPr>
+          <w:rFonts w:cs="Arial"/>
+          <w:b/>
+          <w:sz w:val="24"/>
+          <w:szCs w:val="24"/>
+        </w:rPr>
+        <w:fldChar w:fldCharType="end"/>
+      </w:r>
+    </w:p>
+    <w:p>
+      <w:pPr>
+        <w:rPr>
+          <w:rFonts w:cs="Arial"/>
+          <w:b/>
           <w:sz w:val="24"/>
           <w:szCs w:val="24"/>
         </w:rPr>
@@ -19932,7 +20219,6 @@
           <w:sz w:val="24"/>
           <w:szCs w:val="24"/>
         </w:rPr>
-        <w:lastRenderedPageBreak/>
         <w:t>The Landlord will keep in repair and in proper working order the installations</w:t>
       </w:r>
       <w:r>
@@ -20713,7 +20999,6 @@
           <w:szCs w:val="24"/>
           <w:lang w:eastAsia="en-GB"/>
         </w:rPr>
-        <w:lastRenderedPageBreak/>
         <w:t>The Tenant undertakes to notify the Landlord as soon as is reasonably practicable of the need for any repair. The Landlord is responsible for ensuring investigation of</w:t>
       </w:r>
       <w:r>
@@ -21425,7 +21710,18 @@
           <w:szCs w:val="24"/>
           <w:lang w:eastAsia="en-GB"/>
         </w:rPr>
-        <w:t>Let Property to see if any such work is needed; and carrying out a valuation of the Let Property.</w:t>
+        <w:t xml:space="preserve">Let Property to see if any such work </w:t>
+      </w:r>
+      <w:r>
+        <w:rPr>
+          <w:rFonts w:cs="Arial"/>
+          <w:b/>
+          <w:sz w:val="24"/>
+          <w:szCs w:val="24"/>
+          <w:lang w:eastAsia="en-GB"/>
+        </w:rPr>
+        <w:lastRenderedPageBreak/>
+        <w:t>is needed; and carrying out a valuation of the Let Property.</w:t>
       </w:r>
       <w:r>
         <w:rPr>
@@ -22301,6 +22597,7 @@
           <w:sz w:val="24"/>
           <w:szCs w:val="24"/>
         </w:rPr>
+        <w:lastRenderedPageBreak/>
         <w:t>store or bring onto the premises any type of unlicensed firearm or firearm ammunition including any</w:t>
       </w:r>
       <w:r>
@@ -22342,7 +22639,6 @@
           <w:sz w:val="24"/>
           <w:szCs w:val="24"/>
         </w:rPr>
-        <w:lastRenderedPageBreak/>
         <w:t xml:space="preserve">use the Let Property or allow it to be used, for illegal </w:t>
       </w:r>
       <w:r>
@@ -23114,6 +23410,7 @@
           <w:sz w:val="24"/>
           <w:szCs w:val="24"/>
         </w:rPr>
+        <w:lastRenderedPageBreak/>
         <w:t>The Landlord giving notice to the Tenant</w:t>
       </w:r>
       <w:r>
@@ -25203,6 +25500,7 @@
           <w:b/>
           <w:szCs w:val="24"/>
         </w:rPr>
+        <w:lastRenderedPageBreak/>
         <w:t xml:space="preserve">The tenancy was entered into on account of the </w:t>
       </w:r>
       <w:r>
@@ -25292,7 +25590,6 @@
           <w:b/>
           <w:szCs w:val="24"/>
         </w:rPr>
-        <w:lastRenderedPageBreak/>
         <w:t xml:space="preserve">The </w:t>
       </w:r>
       <w:r>
@@ -26022,6 +26319,7 @@
           <w:b/>
           <w:szCs w:val="24"/>
         </w:rPr>
+        <w:lastRenderedPageBreak/>
         <w:t xml:space="preserve">The tenancy was granted to an employee and the </w:t>
       </w:r>
       <w:r>
@@ -26069,7 +26367,6 @@
           <w:sz w:val="24"/>
           <w:szCs w:val="24"/>
         </w:rPr>
-        <w:lastRenderedPageBreak/>
         <w:t>The Tenant agrees to remove all of his or her belongings when the Tenancy</w:t>
       </w:r>
       <w:r>
@@ -28380,6 +28677,7 @@
           <w:sz w:val="24"/>
           <w:szCs w:val="24"/>
         </w:rPr>
+        <w:lastRenderedPageBreak/>
         <w:t>h</w:t>
       </w:r>
       <w:r>
@@ -28441,7 +28739,6 @@
           <w:sz w:val="24"/>
           <w:szCs w:val="24"/>
         </w:rPr>
-        <w:lastRenderedPageBreak/>
         <w:t>has not knowingly or carelessly made any false or misleading statements</w:t>
       </w:r>
       <w:r>
@@ -66988,6 +67285,7 @@
   <w:style w:type="character" w:default="1" w:styleId="DefaultParagraphFont">
     <w:name w:val="Default Paragraph Font"/>
     <w:uiPriority w:val="1"/>
+    <w:semiHidden/>
     <w:unhideWhenUsed/>
   </w:style>
   <w:style w:type="table" w:default="1" w:styleId="TableNormal">
